--- a/storage/app/public/templates/procuracao02.docx
+++ b/storage/app/public/templates/procuracao02.docx
@@ -10,8 +10,8 @@
         <w:rPr>
           <w:rFonts w:ascii="Times New Roman" w:eastAsia="Times New Roman" w:hAnsi="Times New Roman" w:cs="Times New Roman"/>
           <w:noProof/>
-          <w:sz w:val="36"/>
-          <w:szCs w:val="36"/>
+          <w:sz w:val="28"/>
+          <w:szCs w:val="28"/>
         </w:rPr>
       </w:pPr>
       <w:bookmarkStart w:id="0" w:name="_Hlk220149854"/>
@@ -20,7 +20,8 @@
           <w:rFonts w:ascii="Times New Roman" w:hAnsi="Times New Roman"/>
           <w:noProof/>
           <w:spacing w:val="-1"/>
-          <w:sz w:val="36"/>
+          <w:sz w:val="28"/>
+          <w:szCs w:val="28"/>
         </w:rPr>
         <w:t>CAMPEÃO</w:t>
       </w:r>
@@ -29,7 +30,8 @@
           <w:rFonts w:ascii="Times New Roman" w:hAnsi="Times New Roman"/>
           <w:noProof/>
           <w:spacing w:val="-8"/>
-          <w:sz w:val="36"/>
+          <w:sz w:val="28"/>
+          <w:szCs w:val="28"/>
         </w:rPr>
         <w:t xml:space="preserve"> </w:t>
       </w:r>
@@ -38,7 +40,8 @@
           <w:rFonts w:ascii="Times New Roman" w:hAnsi="Times New Roman"/>
           <w:noProof/>
           <w:spacing w:val="-1"/>
-          <w:sz w:val="36"/>
+          <w:sz w:val="28"/>
+          <w:szCs w:val="28"/>
         </w:rPr>
         <w:t>DESPACHANTE</w:t>
       </w:r>
@@ -47,7 +50,8 @@
           <w:rFonts w:ascii="Times New Roman" w:hAnsi="Times New Roman"/>
           <w:noProof/>
           <w:spacing w:val="-9"/>
-          <w:sz w:val="36"/>
+          <w:sz w:val="28"/>
+          <w:szCs w:val="28"/>
         </w:rPr>
         <w:t xml:space="preserve"> </w:t>
       </w:r>
@@ -55,7 +59,8 @@
         <w:rPr>
           <w:rFonts w:ascii="Times New Roman" w:hAnsi="Times New Roman"/>
           <w:noProof/>
-          <w:sz w:val="36"/>
+          <w:sz w:val="28"/>
+          <w:szCs w:val="28"/>
         </w:rPr>
         <w:t>NAUTICO</w:t>
       </w:r>
@@ -64,7 +69,8 @@
           <w:rFonts w:ascii="Times New Roman" w:hAnsi="Times New Roman"/>
           <w:noProof/>
           <w:spacing w:val="-7"/>
-          <w:sz w:val="36"/>
+          <w:sz w:val="28"/>
+          <w:szCs w:val="28"/>
         </w:rPr>
         <w:t xml:space="preserve"> </w:t>
       </w:r>
@@ -72,7 +78,8 @@
         <w:rPr>
           <w:rFonts w:ascii="Times New Roman" w:hAnsi="Times New Roman"/>
           <w:noProof/>
-          <w:sz w:val="36"/>
+          <w:sz w:val="28"/>
+          <w:szCs w:val="28"/>
         </w:rPr>
         <w:t>E</w:t>
       </w:r>
@@ -81,7 +88,8 @@
           <w:rFonts w:ascii="Times New Roman" w:hAnsi="Times New Roman"/>
           <w:noProof/>
           <w:spacing w:val="-9"/>
-          <w:sz w:val="36"/>
+          <w:sz w:val="28"/>
+          <w:szCs w:val="28"/>
         </w:rPr>
         <w:t xml:space="preserve"> </w:t>
       </w:r>
@@ -90,7 +98,8 @@
           <w:rFonts w:ascii="Times New Roman" w:hAnsi="Times New Roman"/>
           <w:noProof/>
           <w:spacing w:val="-1"/>
-          <w:sz w:val="36"/>
+          <w:sz w:val="28"/>
+          <w:szCs w:val="28"/>
         </w:rPr>
         <w:t>ASSESSORIA</w:t>
       </w:r>
@@ -99,7 +108,8 @@
           <w:rFonts w:ascii="Times New Roman" w:hAnsi="Times New Roman"/>
           <w:noProof/>
           <w:spacing w:val="-7"/>
-          <w:sz w:val="36"/>
+          <w:sz w:val="28"/>
+          <w:szCs w:val="28"/>
         </w:rPr>
         <w:t xml:space="preserve"> </w:t>
       </w:r>
@@ -108,7 +118,8 @@
           <w:rFonts w:ascii="Times New Roman" w:hAnsi="Times New Roman"/>
           <w:noProof/>
           <w:spacing w:val="-2"/>
-          <w:sz w:val="36"/>
+          <w:sz w:val="28"/>
+          <w:szCs w:val="28"/>
         </w:rPr>
         <w:t>NAVAL</w:t>
       </w:r>
@@ -121,8 +132,8 @@
         <w:rPr>
           <w:rFonts w:ascii="Arial" w:eastAsia="Arial" w:hAnsi="Arial" w:cs="Arial"/>
           <w:noProof/>
-          <w:sz w:val="44"/>
-          <w:szCs w:val="44"/>
+          <w:sz w:val="36"/>
+          <w:szCs w:val="36"/>
         </w:rPr>
       </w:pPr>
       <w:r>
@@ -131,7 +142,8 @@
           <w:b/>
           <w:noProof/>
           <w:spacing w:val="-3"/>
-          <w:sz w:val="44"/>
+          <w:sz w:val="36"/>
+          <w:szCs w:val="36"/>
         </w:rPr>
         <w:t>PROCURAÇÃO</w:t>
       </w:r>
@@ -889,12 +901,16 @@
         <w:jc w:val="both"/>
         <w:rPr>
           <w:noProof/>
+          <w:sz w:val="18"/>
+          <w:szCs w:val="18"/>
         </w:rPr>
       </w:pPr>
       <w:r>
         <w:rPr>
           <w:noProof/>
           <w:spacing w:val="-1"/>
+          <w:sz w:val="18"/>
+          <w:szCs w:val="18"/>
         </w:rPr>
         <w:t>Pelo</w:t>
       </w:r>
@@ -902,13 +918,17 @@
         <w:rPr>
           <w:noProof/>
           <w:spacing w:val="49"/>
-        </w:rPr>
-        <w:t xml:space="preserve"> </w:t>
-      </w:r>
-      <w:r>
-        <w:rPr>
-          <w:noProof/>
-          <w:spacing w:val="-1"/>
+          <w:sz w:val="18"/>
+          <w:szCs w:val="18"/>
+        </w:rPr>
+        <w:t xml:space="preserve"> </w:t>
+      </w:r>
+      <w:r>
+        <w:rPr>
+          <w:noProof/>
+          <w:spacing w:val="-1"/>
+          <w:sz w:val="18"/>
+          <w:szCs w:val="18"/>
         </w:rPr>
         <w:t>presente</w:t>
       </w:r>
@@ -916,13 +936,17 @@
         <w:rPr>
           <w:noProof/>
           <w:spacing w:val="50"/>
-        </w:rPr>
-        <w:t xml:space="preserve"> </w:t>
-      </w:r>
-      <w:r>
-        <w:rPr>
-          <w:noProof/>
-          <w:spacing w:val="-1"/>
+          <w:sz w:val="18"/>
+          <w:szCs w:val="18"/>
+        </w:rPr>
+        <w:t xml:space="preserve"> </w:t>
+      </w:r>
+      <w:r>
+        <w:rPr>
+          <w:noProof/>
+          <w:spacing w:val="-1"/>
+          <w:sz w:val="18"/>
+          <w:szCs w:val="18"/>
         </w:rPr>
         <w:t>instrumento</w:t>
       </w:r>
@@ -930,13 +954,17 @@
         <w:rPr>
           <w:noProof/>
           <w:spacing w:val="49"/>
-        </w:rPr>
-        <w:t xml:space="preserve"> </w:t>
-      </w:r>
-      <w:r>
-        <w:rPr>
-          <w:noProof/>
-          <w:spacing w:val="-1"/>
+          <w:sz w:val="18"/>
+          <w:szCs w:val="18"/>
+        </w:rPr>
+        <w:t xml:space="preserve"> </w:t>
+      </w:r>
+      <w:r>
+        <w:rPr>
+          <w:noProof/>
+          <w:spacing w:val="-1"/>
+          <w:sz w:val="18"/>
+          <w:szCs w:val="18"/>
         </w:rPr>
         <w:t>de</w:t>
       </w:r>
@@ -944,13 +972,17 @@
         <w:rPr>
           <w:noProof/>
           <w:spacing w:val="49"/>
-        </w:rPr>
-        <w:t xml:space="preserve"> </w:t>
-      </w:r>
-      <w:r>
-        <w:rPr>
-          <w:noProof/>
-          <w:spacing w:val="-1"/>
+          <w:sz w:val="18"/>
+          <w:szCs w:val="18"/>
+        </w:rPr>
+        <w:t xml:space="preserve"> </w:t>
+      </w:r>
+      <w:r>
+        <w:rPr>
+          <w:noProof/>
+          <w:spacing w:val="-1"/>
+          <w:sz w:val="18"/>
+          <w:szCs w:val="18"/>
         </w:rPr>
         <w:t>procuração,</w:t>
       </w:r>
@@ -958,13 +990,17 @@
         <w:rPr>
           <w:noProof/>
           <w:spacing w:val="50"/>
-        </w:rPr>
-        <w:t xml:space="preserve"> </w:t>
-      </w:r>
-      <w:r>
-        <w:rPr>
-          <w:noProof/>
-          <w:spacing w:val="-1"/>
+          <w:sz w:val="18"/>
+          <w:szCs w:val="18"/>
+        </w:rPr>
+        <w:t xml:space="preserve"> </w:t>
+      </w:r>
+      <w:r>
+        <w:rPr>
+          <w:noProof/>
+          <w:spacing w:val="-1"/>
+          <w:sz w:val="18"/>
+          <w:szCs w:val="18"/>
         </w:rPr>
         <w:t>nomeio</w:t>
       </w:r>
@@ -972,12 +1008,16 @@
         <w:rPr>
           <w:noProof/>
           <w:spacing w:val="49"/>
-        </w:rPr>
-        <w:t xml:space="preserve"> </w:t>
-      </w:r>
-      <w:r>
-        <w:rPr>
-          <w:noProof/>
+          <w:sz w:val="18"/>
+          <w:szCs w:val="18"/>
+        </w:rPr>
+        <w:t xml:space="preserve"> </w:t>
+      </w:r>
+      <w:r>
+        <w:rPr>
+          <w:noProof/>
+          <w:sz w:val="18"/>
+          <w:szCs w:val="18"/>
         </w:rPr>
         <w:t>e</w:t>
       </w:r>
@@ -985,12 +1025,16 @@
         <w:rPr>
           <w:noProof/>
           <w:spacing w:val="50"/>
-        </w:rPr>
-        <w:t xml:space="preserve"> </w:t>
-      </w:r>
-      <w:r>
-        <w:rPr>
-          <w:noProof/>
+          <w:sz w:val="18"/>
+          <w:szCs w:val="18"/>
+        </w:rPr>
+        <w:t xml:space="preserve"> </w:t>
+      </w:r>
+      <w:r>
+        <w:rPr>
+          <w:noProof/>
+          <w:sz w:val="18"/>
+          <w:szCs w:val="18"/>
         </w:rPr>
         <w:t>constituo</w:t>
       </w:r>
@@ -998,12 +1042,16 @@
         <w:rPr>
           <w:noProof/>
           <w:spacing w:val="49"/>
-        </w:rPr>
-        <w:t xml:space="preserve"> </w:t>
-      </w:r>
-      <w:r>
-        <w:rPr>
-          <w:noProof/>
+          <w:sz w:val="18"/>
+          <w:szCs w:val="18"/>
+        </w:rPr>
+        <w:t xml:space="preserve"> </w:t>
+      </w:r>
+      <w:r>
+        <w:rPr>
+          <w:noProof/>
+          <w:sz w:val="18"/>
+          <w:szCs w:val="18"/>
         </w:rPr>
         <w:t>como</w:t>
       </w:r>
@@ -1011,13 +1059,17 @@
         <w:rPr>
           <w:noProof/>
           <w:spacing w:val="49"/>
-        </w:rPr>
-        <w:t xml:space="preserve"> </w:t>
-      </w:r>
-      <w:r>
-        <w:rPr>
-          <w:noProof/>
-          <w:spacing w:val="-1"/>
+          <w:sz w:val="18"/>
+          <w:szCs w:val="18"/>
+        </w:rPr>
+        <w:t xml:space="preserve"> </w:t>
+      </w:r>
+      <w:r>
+        <w:rPr>
+          <w:noProof/>
+          <w:spacing w:val="-1"/>
+          <w:sz w:val="18"/>
+          <w:szCs w:val="18"/>
         </w:rPr>
         <w:t>meu</w:t>
       </w:r>
@@ -1025,13 +1077,17 @@
         <w:rPr>
           <w:noProof/>
           <w:spacing w:val="49"/>
-        </w:rPr>
-        <w:t xml:space="preserve"> </w:t>
-      </w:r>
-      <w:r>
-        <w:rPr>
-          <w:noProof/>
-          <w:spacing w:val="-1"/>
+          <w:sz w:val="18"/>
+          <w:szCs w:val="18"/>
+        </w:rPr>
+        <w:t xml:space="preserve"> </w:t>
+      </w:r>
+      <w:r>
+        <w:rPr>
+          <w:noProof/>
+          <w:spacing w:val="-1"/>
+          <w:sz w:val="18"/>
+          <w:szCs w:val="18"/>
         </w:rPr>
         <w:t>bastante</w:t>
       </w:r>
@@ -1039,13 +1095,17 @@
         <w:rPr>
           <w:noProof/>
           <w:spacing w:val="49"/>
-        </w:rPr>
-        <w:t xml:space="preserve"> </w:t>
-      </w:r>
-      <w:r>
-        <w:rPr>
-          <w:noProof/>
-          <w:spacing w:val="-1"/>
+          <w:sz w:val="18"/>
+          <w:szCs w:val="18"/>
+        </w:rPr>
+        <w:t xml:space="preserve"> </w:t>
+      </w:r>
+      <w:r>
+        <w:rPr>
+          <w:noProof/>
+          <w:spacing w:val="-1"/>
+          <w:sz w:val="18"/>
+          <w:szCs w:val="18"/>
         </w:rPr>
         <w:t>procurador,</w:t>
       </w:r>
@@ -1054,34 +1114,26 @@
           <w:noProof/>
           <w:spacing w:val="27"/>
           <w:w w:val="99"/>
-        </w:rPr>
-        <w:t xml:space="preserve"> </w:t>
-      </w:r>
-      <w:r>
-        <w:rPr>
-          <w:noProof/>
-          <w:spacing w:val="-1"/>
-        </w:rPr>
-        <w:t>${</w:t>
-      </w:r>
-      <w:r>
-        <w:rPr>
-          <w:noProof/>
-          <w:spacing w:val="-1"/>
-        </w:rPr>
-        <w:t>procuradores_completo</w:t>
-      </w:r>
-      <w:r>
-        <w:rPr>
-          <w:noProof/>
-          <w:spacing w:val="-1"/>
-        </w:rPr>
-        <w:t>}</w:t>
-      </w:r>
-      <w:r>
-        <w:rPr>
-          <w:noProof/>
-          <w:spacing w:val="-1"/>
+          <w:sz w:val="18"/>
+          <w:szCs w:val="18"/>
+        </w:rPr>
+        <w:t xml:space="preserve"> </w:t>
+      </w:r>
+      <w:r>
+        <w:rPr>
+          <w:noProof/>
+          <w:spacing w:val="-1"/>
+          <w:sz w:val="18"/>
+          <w:szCs w:val="18"/>
+        </w:rPr>
+        <w:t>${procuradores_completo}</w:t>
+      </w:r>
+      <w:r>
+        <w:rPr>
+          <w:noProof/>
+          <w:spacing w:val="-1"/>
+          <w:sz w:val="18"/>
+          <w:szCs w:val="18"/>
         </w:rPr>
         <w:t>,</w:t>
       </w:r>
@@ -1089,13 +1141,17 @@
         <w:rPr>
           <w:noProof/>
           <w:spacing w:val="21"/>
-        </w:rPr>
-        <w:t xml:space="preserve"> </w:t>
-      </w:r>
-      <w:r>
-        <w:rPr>
-          <w:noProof/>
-          <w:spacing w:val="-1"/>
+          <w:sz w:val="18"/>
+          <w:szCs w:val="18"/>
+        </w:rPr>
+        <w:t xml:space="preserve"> </w:t>
+      </w:r>
+      <w:r>
+        <w:rPr>
+          <w:noProof/>
+          <w:spacing w:val="-1"/>
+          <w:sz w:val="18"/>
+          <w:szCs w:val="18"/>
         </w:rPr>
         <w:t>CAMPEAO</w:t>
       </w:r>
@@ -1104,13 +1160,17 @@
           <w:noProof/>
           <w:spacing w:val="57"/>
           <w:w w:val="99"/>
-        </w:rPr>
-        <w:t xml:space="preserve"> </w:t>
-      </w:r>
-      <w:r>
-        <w:rPr>
-          <w:noProof/>
-          <w:spacing w:val="-1"/>
+          <w:sz w:val="18"/>
+          <w:szCs w:val="18"/>
+        </w:rPr>
+        <w:t xml:space="preserve"> </w:t>
+      </w:r>
+      <w:r>
+        <w:rPr>
+          <w:noProof/>
+          <w:spacing w:val="-1"/>
+          <w:sz w:val="18"/>
+          <w:szCs w:val="18"/>
         </w:rPr>
         <w:t>NAUTICA</w:t>
       </w:r>
@@ -1118,12 +1178,16 @@
         <w:rPr>
           <w:noProof/>
           <w:spacing w:val="14"/>
-        </w:rPr>
-        <w:t xml:space="preserve"> </w:t>
-      </w:r>
-      <w:r>
-        <w:rPr>
-          <w:noProof/>
+          <w:sz w:val="18"/>
+          <w:szCs w:val="18"/>
+        </w:rPr>
+        <w:t xml:space="preserve"> </w:t>
+      </w:r>
+      <w:r>
+        <w:rPr>
+          <w:noProof/>
+          <w:sz w:val="18"/>
+          <w:szCs w:val="18"/>
         </w:rPr>
         <w:t>E</w:t>
       </w:r>
@@ -1131,13 +1195,17 @@
         <w:rPr>
           <w:noProof/>
           <w:spacing w:val="14"/>
-        </w:rPr>
-        <w:t xml:space="preserve"> </w:t>
-      </w:r>
-      <w:r>
-        <w:rPr>
-          <w:noProof/>
-          <w:spacing w:val="-1"/>
+          <w:sz w:val="18"/>
+          <w:szCs w:val="18"/>
+        </w:rPr>
+        <w:t xml:space="preserve"> </w:t>
+      </w:r>
+      <w:r>
+        <w:rPr>
+          <w:noProof/>
+          <w:spacing w:val="-1"/>
+          <w:sz w:val="18"/>
+          <w:szCs w:val="18"/>
         </w:rPr>
         <w:t>ASSESSORIA</w:t>
       </w:r>
@@ -1145,13 +1213,17 @@
         <w:rPr>
           <w:noProof/>
           <w:spacing w:val="14"/>
-        </w:rPr>
-        <w:t xml:space="preserve"> </w:t>
-      </w:r>
-      <w:r>
-        <w:rPr>
-          <w:noProof/>
-          <w:spacing w:val="-1"/>
+          <w:sz w:val="18"/>
+          <w:szCs w:val="18"/>
+        </w:rPr>
+        <w:t xml:space="preserve"> </w:t>
+      </w:r>
+      <w:r>
+        <w:rPr>
+          <w:noProof/>
+          <w:spacing w:val="-1"/>
+          <w:sz w:val="18"/>
+          <w:szCs w:val="18"/>
         </w:rPr>
         <w:t>NAVAL</w:t>
       </w:r>
@@ -1159,13 +1231,17 @@
         <w:rPr>
           <w:noProof/>
           <w:spacing w:val="14"/>
-        </w:rPr>
-        <w:t xml:space="preserve"> </w:t>
-      </w:r>
-      <w:r>
-        <w:rPr>
-          <w:noProof/>
-          <w:spacing w:val="-1"/>
+          <w:sz w:val="18"/>
+          <w:szCs w:val="18"/>
+        </w:rPr>
+        <w:t xml:space="preserve"> </w:t>
+      </w:r>
+      <w:r>
+        <w:rPr>
+          <w:noProof/>
+          <w:spacing w:val="-1"/>
+          <w:sz w:val="18"/>
+          <w:szCs w:val="18"/>
         </w:rPr>
         <w:t>portador</w:t>
       </w:r>
@@ -1173,13 +1249,17 @@
         <w:rPr>
           <w:noProof/>
           <w:spacing w:val="14"/>
-        </w:rPr>
-        <w:t xml:space="preserve"> </w:t>
-      </w:r>
-      <w:r>
-        <w:rPr>
-          <w:noProof/>
-          <w:spacing w:val="-1"/>
+          <w:sz w:val="18"/>
+          <w:szCs w:val="18"/>
+        </w:rPr>
+        <w:t xml:space="preserve"> </w:t>
+      </w:r>
+      <w:r>
+        <w:rPr>
+          <w:noProof/>
+          <w:spacing w:val="-1"/>
+          <w:sz w:val="18"/>
+          <w:szCs w:val="18"/>
         </w:rPr>
         <w:t>do</w:t>
       </w:r>
@@ -1187,19 +1267,25 @@
         <w:rPr>
           <w:noProof/>
           <w:spacing w:val="14"/>
-        </w:rPr>
-        <w:t xml:space="preserve"> </w:t>
-      </w:r>
-      <w:r>
-        <w:rPr>
-          <w:noProof/>
-          <w:spacing w:val="-1"/>
+          <w:sz w:val="18"/>
+          <w:szCs w:val="18"/>
+        </w:rPr>
+        <w:t xml:space="preserve"> </w:t>
+      </w:r>
+      <w:r>
+        <w:rPr>
+          <w:noProof/>
+          <w:spacing w:val="-1"/>
+          <w:sz w:val="18"/>
+          <w:szCs w:val="18"/>
         </w:rPr>
         <w:t>CNPJ</w:t>
       </w:r>
       <w:r>
         <w:rPr>
           <w:noProof/>
+          <w:sz w:val="18"/>
+          <w:szCs w:val="18"/>
         </w:rPr>
         <w:t>.</w:t>
       </w:r>
@@ -1207,13 +1293,17 @@
         <w:rPr>
           <w:noProof/>
           <w:spacing w:val="15"/>
-        </w:rPr>
-        <w:t xml:space="preserve"> </w:t>
-      </w:r>
-      <w:r>
-        <w:rPr>
-          <w:noProof/>
-          <w:spacing w:val="-1"/>
+          <w:sz w:val="18"/>
+          <w:szCs w:val="18"/>
+        </w:rPr>
+        <w:t xml:space="preserve"> </w:t>
+      </w:r>
+      <w:r>
+        <w:rPr>
+          <w:noProof/>
+          <w:spacing w:val="-1"/>
+          <w:sz w:val="18"/>
+          <w:szCs w:val="18"/>
         </w:rPr>
         <w:t>53.775.360/0001-21,</w:t>
       </w:r>
@@ -1221,13 +1311,17 @@
         <w:rPr>
           <w:noProof/>
           <w:spacing w:val="14"/>
-        </w:rPr>
-        <w:t xml:space="preserve"> </w:t>
-      </w:r>
-      <w:r>
-        <w:rPr>
-          <w:noProof/>
-          <w:spacing w:val="-1"/>
+          <w:sz w:val="18"/>
+          <w:szCs w:val="18"/>
+        </w:rPr>
+        <w:t xml:space="preserve"> </w:t>
+      </w:r>
+      <w:r>
+        <w:rPr>
+          <w:noProof/>
+          <w:spacing w:val="-1"/>
+          <w:sz w:val="18"/>
+          <w:szCs w:val="18"/>
         </w:rPr>
         <w:t>residente</w:t>
       </w:r>
@@ -1235,13 +1329,17 @@
         <w:rPr>
           <w:noProof/>
           <w:spacing w:val="14"/>
-        </w:rPr>
-        <w:t xml:space="preserve"> </w:t>
-      </w:r>
-      <w:r>
-        <w:rPr>
-          <w:noProof/>
-          <w:spacing w:val="-1"/>
+          <w:sz w:val="18"/>
+          <w:szCs w:val="18"/>
+        </w:rPr>
+        <w:t xml:space="preserve"> </w:t>
+      </w:r>
+      <w:r>
+        <w:rPr>
+          <w:noProof/>
+          <w:spacing w:val="-1"/>
+          <w:sz w:val="18"/>
+          <w:szCs w:val="18"/>
         </w:rPr>
         <w:t>av</w:t>
       </w:r>
@@ -1249,13 +1347,17 @@
         <w:rPr>
           <w:noProof/>
           <w:spacing w:val="14"/>
-        </w:rPr>
-        <w:t xml:space="preserve"> </w:t>
-      </w:r>
-      <w:r>
-        <w:rPr>
-          <w:noProof/>
-          <w:spacing w:val="-1"/>
+          <w:sz w:val="18"/>
+          <w:szCs w:val="18"/>
+        </w:rPr>
+        <w:t xml:space="preserve"> </w:t>
+      </w:r>
+      <w:r>
+        <w:rPr>
+          <w:noProof/>
+          <w:spacing w:val="-1"/>
+          <w:sz w:val="18"/>
+          <w:szCs w:val="18"/>
         </w:rPr>
         <w:t>24</w:t>
       </w:r>
@@ -1263,13 +1365,17 @@
         <w:rPr>
           <w:noProof/>
           <w:spacing w:val="14"/>
-        </w:rPr>
-        <w:t xml:space="preserve"> </w:t>
-      </w:r>
-      <w:r>
-        <w:rPr>
-          <w:noProof/>
-          <w:spacing w:val="-1"/>
+          <w:sz w:val="18"/>
+          <w:szCs w:val="18"/>
+        </w:rPr>
+        <w:t xml:space="preserve"> </w:t>
+      </w:r>
+      <w:r>
+        <w:rPr>
+          <w:noProof/>
+          <w:spacing w:val="-1"/>
+          <w:sz w:val="18"/>
+          <w:szCs w:val="18"/>
         </w:rPr>
         <w:t>de</w:t>
       </w:r>
@@ -1277,13 +1383,17 @@
         <w:rPr>
           <w:noProof/>
           <w:spacing w:val="14"/>
-        </w:rPr>
-        <w:t xml:space="preserve"> </w:t>
-      </w:r>
-      <w:r>
-        <w:rPr>
-          <w:noProof/>
-          <w:spacing w:val="-1"/>
+          <w:sz w:val="18"/>
+          <w:szCs w:val="18"/>
+        </w:rPr>
+        <w:t xml:space="preserve"> </w:t>
+      </w:r>
+      <w:r>
+        <w:rPr>
+          <w:noProof/>
+          <w:spacing w:val="-1"/>
+          <w:sz w:val="18"/>
+          <w:szCs w:val="18"/>
         </w:rPr>
         <w:t>outubro</w:t>
       </w:r>
@@ -1291,13 +1401,17 @@
         <w:rPr>
           <w:noProof/>
           <w:spacing w:val="64"/>
-        </w:rPr>
-        <w:t xml:space="preserve"> </w:t>
-      </w:r>
-      <w:r>
-        <w:rPr>
-          <w:noProof/>
-          <w:spacing w:val="-1"/>
+          <w:sz w:val="18"/>
+          <w:szCs w:val="18"/>
+        </w:rPr>
+        <w:t xml:space="preserve"> </w:t>
+      </w:r>
+      <w:r>
+        <w:rPr>
+          <w:noProof/>
+          <w:spacing w:val="-1"/>
+          <w:sz w:val="18"/>
+          <w:szCs w:val="18"/>
         </w:rPr>
         <w:t>n°3049</w:t>
       </w:r>
@@ -1305,12 +1419,16 @@
         <w:rPr>
           <w:noProof/>
           <w:spacing w:val="-13"/>
-        </w:rPr>
-        <w:t xml:space="preserve"> </w:t>
-      </w:r>
-      <w:r>
-        <w:rPr>
-          <w:noProof/>
+          <w:sz w:val="18"/>
+          <w:szCs w:val="18"/>
+        </w:rPr>
+        <w:t xml:space="preserve"> </w:t>
+      </w:r>
+      <w:r>
+        <w:rPr>
+          <w:noProof/>
+          <w:sz w:val="18"/>
+          <w:szCs w:val="18"/>
         </w:rPr>
         <w:t>c/3</w:t>
       </w:r>
@@ -1318,13 +1436,17 @@
         <w:rPr>
           <w:noProof/>
           <w:spacing w:val="-12"/>
-        </w:rPr>
-        <w:t xml:space="preserve"> </w:t>
-      </w:r>
-      <w:r>
-        <w:rPr>
-          <w:noProof/>
-          <w:spacing w:val="-1"/>
+          <w:sz w:val="18"/>
+          <w:szCs w:val="18"/>
+        </w:rPr>
+        <w:t xml:space="preserve"> </w:t>
+      </w:r>
+      <w:r>
+        <w:rPr>
+          <w:noProof/>
+          <w:spacing w:val="-1"/>
+          <w:sz w:val="18"/>
+          <w:szCs w:val="18"/>
         </w:rPr>
         <w:t>qd</w:t>
       </w:r>
@@ -1332,13 +1454,17 @@
         <w:rPr>
           <w:noProof/>
           <w:spacing w:val="-12"/>
-        </w:rPr>
-        <w:t xml:space="preserve"> </w:t>
-      </w:r>
-      <w:r>
-        <w:rPr>
-          <w:noProof/>
-          <w:spacing w:val="-1"/>
+          <w:sz w:val="18"/>
+          <w:szCs w:val="18"/>
+        </w:rPr>
+        <w:t xml:space="preserve"> </w:t>
+      </w:r>
+      <w:r>
+        <w:rPr>
+          <w:noProof/>
+          <w:spacing w:val="-1"/>
+          <w:sz w:val="18"/>
+          <w:szCs w:val="18"/>
         </w:rPr>
         <w:t>17</w:t>
       </w:r>
@@ -1346,13 +1472,17 @@
         <w:rPr>
           <w:noProof/>
           <w:spacing w:val="-12"/>
-        </w:rPr>
-        <w:t xml:space="preserve"> </w:t>
-      </w:r>
-      <w:r>
-        <w:rPr>
-          <w:noProof/>
-          <w:spacing w:val="-1"/>
+          <w:sz w:val="18"/>
+          <w:szCs w:val="18"/>
+        </w:rPr>
+        <w:t xml:space="preserve"> </w:t>
+      </w:r>
+      <w:r>
+        <w:rPr>
+          <w:noProof/>
+          <w:spacing w:val="-1"/>
+          <w:sz w:val="18"/>
+          <w:szCs w:val="18"/>
         </w:rPr>
         <w:t>lt</w:t>
       </w:r>
@@ -1360,12 +1490,16 @@
         <w:rPr>
           <w:noProof/>
           <w:spacing w:val="-11"/>
-        </w:rPr>
-        <w:t xml:space="preserve"> </w:t>
-      </w:r>
-      <w:r>
-        <w:rPr>
-          <w:noProof/>
+          <w:sz w:val="18"/>
+          <w:szCs w:val="18"/>
+        </w:rPr>
+        <w:t xml:space="preserve"> </w:t>
+      </w:r>
+      <w:r>
+        <w:rPr>
+          <w:noProof/>
+          <w:sz w:val="18"/>
+          <w:szCs w:val="18"/>
         </w:rPr>
         <w:t>28</w:t>
       </w:r>
@@ -1373,12 +1507,16 @@
         <w:rPr>
           <w:noProof/>
           <w:spacing w:val="-12"/>
-        </w:rPr>
-        <w:t xml:space="preserve"> </w:t>
-      </w:r>
-      <w:r>
-        <w:rPr>
-          <w:noProof/>
+          <w:sz w:val="18"/>
+          <w:szCs w:val="18"/>
+        </w:rPr>
+        <w:t xml:space="preserve"> </w:t>
+      </w:r>
+      <w:r>
+        <w:rPr>
+          <w:noProof/>
+          <w:sz w:val="18"/>
+          <w:szCs w:val="18"/>
         </w:rPr>
         <w:t>St. A</w:t>
       </w:r>
@@ -1386,6 +1524,8 @@
         <w:rPr>
           <w:noProof/>
           <w:spacing w:val="-1"/>
+          <w:sz w:val="18"/>
+          <w:szCs w:val="18"/>
         </w:rPr>
         <w:t>eroviário</w:t>
       </w:r>
@@ -1393,6 +1533,8 @@
         <w:rPr>
           <w:noProof/>
           <w:spacing w:val="-1"/>
+          <w:sz w:val="18"/>
+          <w:szCs w:val="18"/>
         </w:rPr>
         <w:t>,</w:t>
       </w:r>
@@ -1400,13 +1542,17 @@
         <w:rPr>
           <w:noProof/>
           <w:spacing w:val="-12"/>
-        </w:rPr>
-        <w:t xml:space="preserve"> </w:t>
-      </w:r>
-      <w:r>
-        <w:rPr>
-          <w:noProof/>
-          <w:spacing w:val="-1"/>
+          <w:sz w:val="18"/>
+          <w:szCs w:val="18"/>
+        </w:rPr>
+        <w:t xml:space="preserve"> </w:t>
+      </w:r>
+      <w:r>
+        <w:rPr>
+          <w:noProof/>
+          <w:spacing w:val="-1"/>
+          <w:sz w:val="18"/>
+          <w:szCs w:val="18"/>
         </w:rPr>
         <w:t>C</w:t>
       </w:r>
@@ -1414,6 +1560,8 @@
         <w:rPr>
           <w:noProof/>
           <w:spacing w:val="-1"/>
+          <w:sz w:val="18"/>
+          <w:szCs w:val="18"/>
         </w:rPr>
         <w:t>idade</w:t>
       </w:r>
@@ -1421,6 +1569,8 @@
         <w:rPr>
           <w:noProof/>
           <w:spacing w:val="-1"/>
+          <w:sz w:val="18"/>
+          <w:szCs w:val="18"/>
         </w:rPr>
         <w:t xml:space="preserve"> de</w:t>
       </w:r>
@@ -1428,13 +1578,17 @@
         <w:rPr>
           <w:noProof/>
           <w:spacing w:val="-12"/>
-        </w:rPr>
-        <w:t xml:space="preserve"> </w:t>
-      </w:r>
-      <w:r>
-        <w:rPr>
-          <w:noProof/>
-          <w:spacing w:val="-1"/>
+          <w:sz w:val="18"/>
+          <w:szCs w:val="18"/>
+        </w:rPr>
+        <w:t xml:space="preserve"> </w:t>
+      </w:r>
+      <w:r>
+        <w:rPr>
+          <w:noProof/>
+          <w:spacing w:val="-1"/>
+          <w:sz w:val="18"/>
+          <w:szCs w:val="18"/>
         </w:rPr>
         <w:t>Goiânia,</w:t>
       </w:r>
@@ -1442,34 +1596,26 @@
         <w:rPr>
           <w:noProof/>
           <w:spacing w:val="3"/>
-        </w:rPr>
-        <w:t xml:space="preserve"> </w:t>
-      </w:r>
-      <w:r>
-        <w:rPr>
-          <w:noProof/>
-          <w:spacing w:val="-1"/>
-        </w:rPr>
-        <w:t>${</w:t>
-      </w:r>
-      <w:r>
-        <w:rPr>
-          <w:noProof/>
-          <w:spacing w:val="-1"/>
-        </w:rPr>
-        <w:t>procuradores_reduzido</w:t>
-      </w:r>
-      <w:r>
-        <w:rPr>
-          <w:noProof/>
-          <w:spacing w:val="-1"/>
-        </w:rPr>
-        <w:t>}</w:t>
-      </w:r>
-      <w:r>
-        <w:rPr>
-          <w:noProof/>
-          <w:spacing w:val="-1"/>
+          <w:sz w:val="18"/>
+          <w:szCs w:val="18"/>
+        </w:rPr>
+        <w:t xml:space="preserve"> </w:t>
+      </w:r>
+      <w:r>
+        <w:rPr>
+          <w:noProof/>
+          <w:spacing w:val="-1"/>
+          <w:sz w:val="18"/>
+          <w:szCs w:val="18"/>
+        </w:rPr>
+        <w:t>${procuradores_reduzido}</w:t>
+      </w:r>
+      <w:r>
+        <w:rPr>
+          <w:noProof/>
+          <w:spacing w:val="-1"/>
+          <w:sz w:val="18"/>
+          <w:szCs w:val="18"/>
         </w:rPr>
         <w:t>,</w:t>
       </w:r>
@@ -1477,13 +1623,17 @@
         <w:rPr>
           <w:noProof/>
           <w:spacing w:val="-4"/>
-        </w:rPr>
-        <w:t xml:space="preserve"> </w:t>
-      </w:r>
-      <w:r>
-        <w:rPr>
-          <w:noProof/>
-          <w:spacing w:val="-1"/>
+          <w:sz w:val="18"/>
+          <w:szCs w:val="18"/>
+        </w:rPr>
+        <w:t xml:space="preserve"> </w:t>
+      </w:r>
+      <w:r>
+        <w:rPr>
+          <w:noProof/>
+          <w:spacing w:val="-1"/>
+          <w:sz w:val="18"/>
+          <w:szCs w:val="18"/>
         </w:rPr>
         <w:t>aos</w:t>
       </w:r>
@@ -1491,13 +1641,17 @@
         <w:rPr>
           <w:noProof/>
           <w:spacing w:val="-8"/>
-        </w:rPr>
-        <w:t xml:space="preserve"> </w:t>
-      </w:r>
-      <w:r>
-        <w:rPr>
-          <w:noProof/>
-          <w:spacing w:val="-1"/>
+          <w:sz w:val="18"/>
+          <w:szCs w:val="18"/>
+        </w:rPr>
+        <w:t xml:space="preserve"> </w:t>
+      </w:r>
+      <w:r>
+        <w:rPr>
+          <w:noProof/>
+          <w:spacing w:val="-1"/>
+          <w:sz w:val="18"/>
+          <w:szCs w:val="18"/>
         </w:rPr>
         <w:t>quais</w:t>
       </w:r>
@@ -1505,13 +1659,17 @@
         <w:rPr>
           <w:noProof/>
           <w:spacing w:val="-6"/>
-        </w:rPr>
-        <w:t xml:space="preserve"> </w:t>
-      </w:r>
-      <w:r>
-        <w:rPr>
-          <w:noProof/>
-          <w:spacing w:val="-1"/>
+          <w:sz w:val="18"/>
+          <w:szCs w:val="18"/>
+        </w:rPr>
+        <w:t xml:space="preserve"> </w:t>
+      </w:r>
+      <w:r>
+        <w:rPr>
+          <w:noProof/>
+          <w:spacing w:val="-1"/>
+          <w:sz w:val="18"/>
+          <w:szCs w:val="18"/>
         </w:rPr>
         <w:t>ortogo</w:t>
       </w:r>
@@ -1519,13 +1677,17 @@
         <w:rPr>
           <w:noProof/>
           <w:spacing w:val="-5"/>
-        </w:rPr>
-        <w:t xml:space="preserve"> </w:t>
-      </w:r>
-      <w:r>
-        <w:rPr>
-          <w:noProof/>
-          <w:spacing w:val="-1"/>
+          <w:sz w:val="18"/>
+          <w:szCs w:val="18"/>
+        </w:rPr>
+        <w:t xml:space="preserve"> </w:t>
+      </w:r>
+      <w:r>
+        <w:rPr>
+          <w:noProof/>
+          <w:spacing w:val="-1"/>
+          <w:sz w:val="18"/>
+          <w:szCs w:val="18"/>
         </w:rPr>
         <w:t>poderes</w:t>
       </w:r>
@@ -1533,13 +1695,17 @@
         <w:rPr>
           <w:noProof/>
           <w:spacing w:val="-5"/>
-        </w:rPr>
-        <w:t xml:space="preserve"> </w:t>
-      </w:r>
-      <w:r>
-        <w:rPr>
-          <w:noProof/>
-          <w:spacing w:val="-1"/>
+          <w:sz w:val="18"/>
+          <w:szCs w:val="18"/>
+        </w:rPr>
+        <w:t xml:space="preserve"> </w:t>
+      </w:r>
+      <w:r>
+        <w:rPr>
+          <w:noProof/>
+          <w:spacing w:val="-1"/>
+          <w:sz w:val="18"/>
+          <w:szCs w:val="18"/>
         </w:rPr>
         <w:t>especiais</w:t>
       </w:r>
@@ -1547,13 +1713,17 @@
         <w:rPr>
           <w:noProof/>
           <w:spacing w:val="-5"/>
-        </w:rPr>
-        <w:t xml:space="preserve"> </w:t>
-      </w:r>
-      <w:r>
-        <w:rPr>
-          <w:noProof/>
-          <w:spacing w:val="-1"/>
+          <w:sz w:val="18"/>
+          <w:szCs w:val="18"/>
+        </w:rPr>
+        <w:t xml:space="preserve"> </w:t>
+      </w:r>
+      <w:r>
+        <w:rPr>
+          <w:noProof/>
+          <w:spacing w:val="-1"/>
+          <w:sz w:val="18"/>
+          <w:szCs w:val="18"/>
         </w:rPr>
         <w:t>para</w:t>
       </w:r>
@@ -1561,13 +1731,17 @@
         <w:rPr>
           <w:noProof/>
           <w:spacing w:val="60"/>
-        </w:rPr>
-        <w:t xml:space="preserve"> </w:t>
-      </w:r>
-      <w:r>
-        <w:rPr>
-          <w:noProof/>
-          <w:spacing w:val="-1"/>
+          <w:sz w:val="18"/>
+          <w:szCs w:val="18"/>
+        </w:rPr>
+        <w:t xml:space="preserve"> </w:t>
+      </w:r>
+      <w:r>
+        <w:rPr>
+          <w:noProof/>
+          <w:spacing w:val="-1"/>
+          <w:sz w:val="18"/>
+          <w:szCs w:val="18"/>
         </w:rPr>
         <w:t>representar-me</w:t>
       </w:r>
@@ -1575,13 +1749,17 @@
         <w:rPr>
           <w:noProof/>
           <w:spacing w:val="-9"/>
-        </w:rPr>
-        <w:t xml:space="preserve"> </w:t>
-      </w:r>
-      <w:r>
-        <w:rPr>
-          <w:noProof/>
-          <w:spacing w:val="-1"/>
+          <w:sz w:val="18"/>
+          <w:szCs w:val="18"/>
+        </w:rPr>
+        <w:t xml:space="preserve"> </w:t>
+      </w:r>
+      <w:r>
+        <w:rPr>
+          <w:noProof/>
+          <w:spacing w:val="-1"/>
+          <w:sz w:val="18"/>
+          <w:szCs w:val="18"/>
         </w:rPr>
         <w:t>junto</w:t>
       </w:r>
@@ -1589,12 +1767,16 @@
         <w:rPr>
           <w:noProof/>
           <w:spacing w:val="-7"/>
-        </w:rPr>
-        <w:t xml:space="preserve"> </w:t>
-      </w:r>
-      <w:r>
-        <w:rPr>
-          <w:noProof/>
+          <w:sz w:val="18"/>
+          <w:szCs w:val="18"/>
+        </w:rPr>
+        <w:t xml:space="preserve"> </w:t>
+      </w:r>
+      <w:r>
+        <w:rPr>
+          <w:noProof/>
+          <w:sz w:val="18"/>
+          <w:szCs w:val="18"/>
         </w:rPr>
         <w:t>à</w:t>
       </w:r>
@@ -1602,13 +1784,17 @@
         <w:rPr>
           <w:noProof/>
           <w:spacing w:val="-6"/>
-        </w:rPr>
-        <w:t xml:space="preserve"> </w:t>
-      </w:r>
-      <w:r>
-        <w:rPr>
-          <w:noProof/>
-          <w:spacing w:val="-1"/>
+          <w:sz w:val="18"/>
+          <w:szCs w:val="18"/>
+        </w:rPr>
+        <w:t xml:space="preserve"> </w:t>
+      </w:r>
+      <w:r>
+        <w:rPr>
+          <w:noProof/>
+          <w:spacing w:val="-1"/>
+          <w:sz w:val="18"/>
+          <w:szCs w:val="18"/>
         </w:rPr>
         <w:t>Capitania</w:t>
       </w:r>
@@ -1616,13 +1802,17 @@
         <w:rPr>
           <w:noProof/>
           <w:spacing w:val="-7"/>
-        </w:rPr>
-        <w:t xml:space="preserve"> </w:t>
-      </w:r>
-      <w:r>
-        <w:rPr>
-          <w:noProof/>
-          <w:spacing w:val="-1"/>
+          <w:sz w:val="18"/>
+          <w:szCs w:val="18"/>
+        </w:rPr>
+        <w:t xml:space="preserve"> </w:t>
+      </w:r>
+      <w:r>
+        <w:rPr>
+          <w:noProof/>
+          <w:spacing w:val="-1"/>
+          <w:sz w:val="18"/>
+          <w:szCs w:val="18"/>
         </w:rPr>
         <w:t>Fluvial</w:t>
       </w:r>
@@ -1630,12 +1820,16 @@
         <w:rPr>
           <w:noProof/>
           <w:spacing w:val="-6"/>
-        </w:rPr>
-        <w:t xml:space="preserve"> </w:t>
-      </w:r>
-      <w:r>
-        <w:rPr>
-          <w:noProof/>
+          <w:sz w:val="18"/>
+          <w:szCs w:val="18"/>
+        </w:rPr>
+        <w:t xml:space="preserve"> </w:t>
+      </w:r>
+      <w:r>
+        <w:rPr>
+          <w:noProof/>
+          <w:sz w:val="18"/>
+          <w:szCs w:val="18"/>
         </w:rPr>
         <w:t>de</w:t>
       </w:r>
@@ -1643,13 +1837,17 @@
         <w:rPr>
           <w:noProof/>
           <w:spacing w:val="-7"/>
-        </w:rPr>
-        <w:t xml:space="preserve"> </w:t>
-      </w:r>
-      <w:r>
-        <w:rPr>
-          <w:noProof/>
-          <w:spacing w:val="-1"/>
+          <w:sz w:val="18"/>
+          <w:szCs w:val="18"/>
+        </w:rPr>
+        <w:t xml:space="preserve"> </w:t>
+      </w:r>
+      <w:r>
+        <w:rPr>
+          <w:noProof/>
+          <w:spacing w:val="-1"/>
+          <w:sz w:val="18"/>
+          <w:szCs w:val="18"/>
         </w:rPr>
         <w:t>Goiás</w:t>
       </w:r>
@@ -1657,12 +1855,16 @@
         <w:rPr>
           <w:noProof/>
           <w:spacing w:val="-7"/>
-        </w:rPr>
-        <w:t xml:space="preserve"> </w:t>
-      </w:r>
-      <w:r>
-        <w:rPr>
-          <w:noProof/>
+          <w:sz w:val="18"/>
+          <w:szCs w:val="18"/>
+        </w:rPr>
+        <w:t xml:space="preserve"> </w:t>
+      </w:r>
+      <w:r>
+        <w:rPr>
+          <w:noProof/>
+          <w:sz w:val="18"/>
+          <w:szCs w:val="18"/>
         </w:rPr>
         <w:t>e</w:t>
       </w:r>
@@ -1670,13 +1872,17 @@
         <w:rPr>
           <w:noProof/>
           <w:spacing w:val="-6"/>
-        </w:rPr>
-        <w:t xml:space="preserve"> </w:t>
-      </w:r>
-      <w:r>
-        <w:rPr>
-          <w:noProof/>
-          <w:spacing w:val="-1"/>
+          <w:sz w:val="18"/>
+          <w:szCs w:val="18"/>
+        </w:rPr>
+        <w:t xml:space="preserve"> </w:t>
+      </w:r>
+      <w:r>
+        <w:rPr>
+          <w:noProof/>
+          <w:spacing w:val="-1"/>
+          <w:sz w:val="18"/>
+          <w:szCs w:val="18"/>
         </w:rPr>
         <w:t>demais</w:t>
       </w:r>
@@ -1684,13 +1890,17 @@
         <w:rPr>
           <w:noProof/>
           <w:spacing w:val="-5"/>
-        </w:rPr>
-        <w:t xml:space="preserve"> </w:t>
-      </w:r>
-      <w:r>
-        <w:rPr>
-          <w:noProof/>
-          <w:spacing w:val="-1"/>
+          <w:sz w:val="18"/>
+          <w:szCs w:val="18"/>
+        </w:rPr>
+        <w:t xml:space="preserve"> </w:t>
+      </w:r>
+      <w:r>
+        <w:rPr>
+          <w:noProof/>
+          <w:spacing w:val="-1"/>
+          <w:sz w:val="18"/>
+          <w:szCs w:val="18"/>
         </w:rPr>
         <w:t>Capitanias,</w:t>
       </w:r>
@@ -1698,13 +1908,17 @@
         <w:rPr>
           <w:noProof/>
           <w:spacing w:val="-5"/>
-        </w:rPr>
-        <w:t xml:space="preserve"> </w:t>
-      </w:r>
-      <w:r>
-        <w:rPr>
-          <w:noProof/>
-          <w:spacing w:val="-1"/>
+          <w:sz w:val="18"/>
+          <w:szCs w:val="18"/>
+        </w:rPr>
+        <w:t xml:space="preserve"> </w:t>
+      </w:r>
+      <w:r>
+        <w:rPr>
+          <w:noProof/>
+          <w:spacing w:val="-1"/>
+          <w:sz w:val="18"/>
+          <w:szCs w:val="18"/>
         </w:rPr>
         <w:t>Delegacias</w:t>
       </w:r>
@@ -1712,12 +1926,16 @@
         <w:rPr>
           <w:noProof/>
           <w:spacing w:val="-5"/>
-        </w:rPr>
-        <w:t xml:space="preserve"> </w:t>
-      </w:r>
-      <w:r>
-        <w:rPr>
-          <w:noProof/>
+          <w:sz w:val="18"/>
+          <w:szCs w:val="18"/>
+        </w:rPr>
+        <w:t xml:space="preserve"> </w:t>
+      </w:r>
+      <w:r>
+        <w:rPr>
+          <w:noProof/>
+          <w:sz w:val="18"/>
+          <w:szCs w:val="18"/>
         </w:rPr>
         <w:t>e</w:t>
       </w:r>
@@ -1725,13 +1943,17 @@
         <w:rPr>
           <w:noProof/>
           <w:spacing w:val="-6"/>
-        </w:rPr>
-        <w:t xml:space="preserve"> </w:t>
-      </w:r>
-      <w:r>
-        <w:rPr>
-          <w:noProof/>
-          <w:spacing w:val="-1"/>
+          <w:sz w:val="18"/>
+          <w:szCs w:val="18"/>
+        </w:rPr>
+        <w:t xml:space="preserve"> </w:t>
+      </w:r>
+      <w:r>
+        <w:rPr>
+          <w:noProof/>
+          <w:spacing w:val="-1"/>
+          <w:sz w:val="18"/>
+          <w:szCs w:val="18"/>
         </w:rPr>
         <w:t>Agencias</w:t>
       </w:r>
@@ -1739,13 +1961,17 @@
         <w:rPr>
           <w:noProof/>
           <w:spacing w:val="-7"/>
-        </w:rPr>
-        <w:t xml:space="preserve"> </w:t>
-      </w:r>
-      <w:r>
-        <w:rPr>
-          <w:noProof/>
-          <w:spacing w:val="-1"/>
+          <w:sz w:val="18"/>
+          <w:szCs w:val="18"/>
+        </w:rPr>
+        <w:t xml:space="preserve"> </w:t>
+      </w:r>
+      <w:r>
+        <w:rPr>
+          <w:noProof/>
+          <w:spacing w:val="-1"/>
+          <w:sz w:val="18"/>
+          <w:szCs w:val="18"/>
         </w:rPr>
         <w:t>da</w:t>
       </w:r>
@@ -1753,13 +1979,17 @@
         <w:rPr>
           <w:noProof/>
           <w:spacing w:val="-7"/>
-        </w:rPr>
-        <w:t xml:space="preserve"> </w:t>
-      </w:r>
-      <w:r>
-        <w:rPr>
-          <w:noProof/>
-          <w:spacing w:val="-1"/>
+          <w:sz w:val="18"/>
+          <w:szCs w:val="18"/>
+        </w:rPr>
+        <w:t xml:space="preserve"> </w:t>
+      </w:r>
+      <w:r>
+        <w:rPr>
+          <w:noProof/>
+          <w:spacing w:val="-1"/>
+          <w:sz w:val="18"/>
+          <w:szCs w:val="18"/>
         </w:rPr>
         <w:t>Marinha</w:t>
       </w:r>
@@ -1767,13 +1997,17 @@
         <w:rPr>
           <w:noProof/>
           <w:spacing w:val="64"/>
-        </w:rPr>
-        <w:t xml:space="preserve"> </w:t>
-      </w:r>
-      <w:r>
-        <w:rPr>
-          <w:noProof/>
-          <w:spacing w:val="-1"/>
+          <w:sz w:val="18"/>
+          <w:szCs w:val="18"/>
+        </w:rPr>
+        <w:t xml:space="preserve"> </w:t>
+      </w:r>
+      <w:r>
+        <w:rPr>
+          <w:noProof/>
+          <w:spacing w:val="-1"/>
+          <w:sz w:val="18"/>
+          <w:szCs w:val="18"/>
         </w:rPr>
         <w:t>do</w:t>
       </w:r>
@@ -1781,13 +2015,17 @@
         <w:rPr>
           <w:noProof/>
           <w:spacing w:val="4"/>
-        </w:rPr>
-        <w:t xml:space="preserve"> </w:t>
-      </w:r>
-      <w:r>
-        <w:rPr>
-          <w:noProof/>
-          <w:spacing w:val="-1"/>
+          <w:sz w:val="18"/>
+          <w:szCs w:val="18"/>
+        </w:rPr>
+        <w:t xml:space="preserve"> </w:t>
+      </w:r>
+      <w:r>
+        <w:rPr>
+          <w:noProof/>
+          <w:spacing w:val="-1"/>
+          <w:sz w:val="18"/>
+          <w:szCs w:val="18"/>
         </w:rPr>
         <w:t>Brasil</w:t>
       </w:r>
@@ -1795,12 +2033,16 @@
         <w:rPr>
           <w:noProof/>
           <w:spacing w:val="5"/>
-        </w:rPr>
-        <w:t xml:space="preserve"> </w:t>
-      </w:r>
-      <w:r>
-        <w:rPr>
-          <w:noProof/>
+          <w:sz w:val="18"/>
+          <w:szCs w:val="18"/>
+        </w:rPr>
+        <w:t xml:space="preserve"> </w:t>
+      </w:r>
+      <w:r>
+        <w:rPr>
+          <w:noProof/>
+          <w:sz w:val="18"/>
+          <w:szCs w:val="18"/>
         </w:rPr>
         <w:t>e</w:t>
       </w:r>
@@ -1808,13 +2050,17 @@
         <w:rPr>
           <w:noProof/>
           <w:spacing w:val="6"/>
-        </w:rPr>
-        <w:t xml:space="preserve"> </w:t>
-      </w:r>
-      <w:r>
-        <w:rPr>
-          <w:noProof/>
-          <w:spacing w:val="-1"/>
+          <w:sz w:val="18"/>
+          <w:szCs w:val="18"/>
+        </w:rPr>
+        <w:t xml:space="preserve"> </w:t>
+      </w:r>
+      <w:r>
+        <w:rPr>
+          <w:noProof/>
+          <w:spacing w:val="-1"/>
+          <w:sz w:val="18"/>
+          <w:szCs w:val="18"/>
         </w:rPr>
         <w:t>estabelecimento</w:t>
       </w:r>
@@ -1822,13 +2068,17 @@
         <w:rPr>
           <w:noProof/>
           <w:spacing w:val="6"/>
-        </w:rPr>
-        <w:t xml:space="preserve"> </w:t>
-      </w:r>
-      <w:r>
-        <w:rPr>
-          <w:noProof/>
-          <w:spacing w:val="-1"/>
+          <w:sz w:val="18"/>
+          <w:szCs w:val="18"/>
+        </w:rPr>
+        <w:t xml:space="preserve"> </w:t>
+      </w:r>
+      <w:r>
+        <w:rPr>
+          <w:noProof/>
+          <w:spacing w:val="-1"/>
+          <w:sz w:val="18"/>
+          <w:szCs w:val="18"/>
         </w:rPr>
         <w:t>afins,</w:t>
       </w:r>
@@ -1836,12 +2086,16 @@
         <w:rPr>
           <w:noProof/>
           <w:spacing w:val="4"/>
-        </w:rPr>
-        <w:t xml:space="preserve"> </w:t>
-      </w:r>
-      <w:r>
-        <w:rPr>
-          <w:noProof/>
+          <w:sz w:val="18"/>
+          <w:szCs w:val="18"/>
+        </w:rPr>
+        <w:t xml:space="preserve"> </w:t>
+      </w:r>
+      <w:r>
+        <w:rPr>
+          <w:noProof/>
+          <w:sz w:val="18"/>
+          <w:szCs w:val="18"/>
         </w:rPr>
         <w:t>com</w:t>
       </w:r>
@@ -1849,12 +2103,16 @@
         <w:rPr>
           <w:noProof/>
           <w:spacing w:val="5"/>
-        </w:rPr>
-        <w:t xml:space="preserve"> </w:t>
-      </w:r>
-      <w:r>
-        <w:rPr>
-          <w:noProof/>
+          <w:sz w:val="18"/>
+          <w:szCs w:val="18"/>
+        </w:rPr>
+        <w:t xml:space="preserve"> </w:t>
+      </w:r>
+      <w:r>
+        <w:rPr>
+          <w:noProof/>
+          <w:sz w:val="18"/>
+          <w:szCs w:val="18"/>
         </w:rPr>
         <w:t>a</w:t>
       </w:r>
@@ -1862,13 +2120,17 @@
         <w:rPr>
           <w:noProof/>
           <w:spacing w:val="3"/>
-        </w:rPr>
-        <w:t xml:space="preserve"> </w:t>
-      </w:r>
-      <w:r>
-        <w:rPr>
-          <w:noProof/>
-          <w:spacing w:val="-1"/>
+          <w:sz w:val="18"/>
+          <w:szCs w:val="18"/>
+        </w:rPr>
+        <w:t xml:space="preserve"> </w:t>
+      </w:r>
+      <w:r>
+        <w:rPr>
+          <w:noProof/>
+          <w:spacing w:val="-1"/>
+          <w:sz w:val="18"/>
+          <w:szCs w:val="18"/>
         </w:rPr>
         <w:t>finalidade</w:t>
       </w:r>
@@ -1876,13 +2138,17 @@
         <w:rPr>
           <w:noProof/>
           <w:spacing w:val="6"/>
-        </w:rPr>
-        <w:t xml:space="preserve"> </w:t>
-      </w:r>
-      <w:r>
-        <w:rPr>
-          <w:noProof/>
-          <w:spacing w:val="-1"/>
+          <w:sz w:val="18"/>
+          <w:szCs w:val="18"/>
+        </w:rPr>
+        <w:t xml:space="preserve"> </w:t>
+      </w:r>
+      <w:r>
+        <w:rPr>
+          <w:noProof/>
+          <w:spacing w:val="-1"/>
+          <w:sz w:val="18"/>
+          <w:szCs w:val="18"/>
         </w:rPr>
         <w:t>de</w:t>
       </w:r>
@@ -1890,13 +2156,17 @@
         <w:rPr>
           <w:noProof/>
           <w:spacing w:val="5"/>
-        </w:rPr>
-        <w:t xml:space="preserve"> </w:t>
-      </w:r>
-      <w:r>
-        <w:rPr>
-          <w:noProof/>
-          <w:spacing w:val="-1"/>
+          <w:sz w:val="18"/>
+          <w:szCs w:val="18"/>
+        </w:rPr>
+        <w:t xml:space="preserve"> </w:t>
+      </w:r>
+      <w:r>
+        <w:rPr>
+          <w:noProof/>
+          <w:spacing w:val="-1"/>
+          <w:sz w:val="18"/>
+          <w:szCs w:val="18"/>
         </w:rPr>
         <w:t>acompanhar</w:t>
       </w:r>
@@ -1904,12 +2174,16 @@
         <w:rPr>
           <w:noProof/>
           <w:spacing w:val="6"/>
-        </w:rPr>
-        <w:t xml:space="preserve"> </w:t>
-      </w:r>
-      <w:r>
-        <w:rPr>
-          <w:noProof/>
+          <w:sz w:val="18"/>
+          <w:szCs w:val="18"/>
+        </w:rPr>
+        <w:t xml:space="preserve"> </w:t>
+      </w:r>
+      <w:r>
+        <w:rPr>
+          <w:noProof/>
+          <w:sz w:val="18"/>
+          <w:szCs w:val="18"/>
         </w:rPr>
         <w:t>a</w:t>
       </w:r>
@@ -1917,13 +2191,17 @@
         <w:rPr>
           <w:noProof/>
           <w:spacing w:val="6"/>
-        </w:rPr>
-        <w:t xml:space="preserve"> </w:t>
-      </w:r>
-      <w:r>
-        <w:rPr>
-          <w:noProof/>
-          <w:spacing w:val="-1"/>
+          <w:sz w:val="18"/>
+          <w:szCs w:val="18"/>
+        </w:rPr>
+        <w:t xml:space="preserve"> </w:t>
+      </w:r>
+      <w:r>
+        <w:rPr>
+          <w:noProof/>
+          <w:spacing w:val="-1"/>
+          <w:sz w:val="18"/>
+          <w:szCs w:val="18"/>
         </w:rPr>
         <w:t>inscrição</w:t>
       </w:r>
@@ -1931,13 +2209,17 @@
         <w:rPr>
           <w:noProof/>
           <w:spacing w:val="6"/>
-        </w:rPr>
-        <w:t xml:space="preserve"> </w:t>
-      </w:r>
-      <w:r>
-        <w:rPr>
-          <w:noProof/>
-          <w:spacing w:val="-1"/>
+          <w:sz w:val="18"/>
+          <w:szCs w:val="18"/>
+        </w:rPr>
+        <w:t xml:space="preserve"> </w:t>
+      </w:r>
+      <w:r>
+        <w:rPr>
+          <w:noProof/>
+          <w:spacing w:val="-1"/>
+          <w:sz w:val="18"/>
+          <w:szCs w:val="18"/>
         </w:rPr>
         <w:t>de</w:t>
       </w:r>
@@ -1945,13 +2227,17 @@
         <w:rPr>
           <w:noProof/>
           <w:spacing w:val="2"/>
-        </w:rPr>
-        <w:t xml:space="preserve"> </w:t>
-      </w:r>
-      <w:r>
-        <w:rPr>
-          <w:noProof/>
-          <w:spacing w:val="-1"/>
+          <w:sz w:val="18"/>
+          <w:szCs w:val="18"/>
+        </w:rPr>
+        <w:t xml:space="preserve"> </w:t>
+      </w:r>
+      <w:r>
+        <w:rPr>
+          <w:noProof/>
+          <w:spacing w:val="-1"/>
+          <w:sz w:val="18"/>
+          <w:szCs w:val="18"/>
         </w:rPr>
         <w:t>embarcação,</w:t>
       </w:r>
@@ -1959,13 +2245,17 @@
         <w:rPr>
           <w:noProof/>
           <w:spacing w:val="5"/>
-        </w:rPr>
-        <w:t xml:space="preserve"> </w:t>
-      </w:r>
-      <w:r>
-        <w:rPr>
-          <w:noProof/>
-          <w:spacing w:val="-1"/>
+          <w:sz w:val="18"/>
+          <w:szCs w:val="18"/>
+        </w:rPr>
+        <w:t xml:space="preserve"> </w:t>
+      </w:r>
+      <w:r>
+        <w:rPr>
+          <w:noProof/>
+          <w:spacing w:val="-1"/>
+          <w:sz w:val="18"/>
+          <w:szCs w:val="18"/>
         </w:rPr>
         <w:t>solicitar</w:t>
       </w:r>
@@ -1973,12 +2263,16 @@
         <w:rPr>
           <w:noProof/>
           <w:spacing w:val="7"/>
-        </w:rPr>
-        <w:t xml:space="preserve"> </w:t>
-      </w:r>
-      <w:r>
-        <w:rPr>
-          <w:noProof/>
+          <w:sz w:val="18"/>
+          <w:szCs w:val="18"/>
+        </w:rPr>
+        <w:t xml:space="preserve"> </w:t>
+      </w:r>
+      <w:r>
+        <w:rPr>
+          <w:noProof/>
+          <w:sz w:val="18"/>
+          <w:szCs w:val="18"/>
         </w:rPr>
         <w:t>a</w:t>
       </w:r>
@@ -1986,13 +2280,17 @@
         <w:rPr>
           <w:noProof/>
           <w:spacing w:val="31"/>
-        </w:rPr>
-        <w:t xml:space="preserve"> </w:t>
-      </w:r>
-      <w:r>
-        <w:rPr>
-          <w:noProof/>
-          <w:spacing w:val="-1"/>
+          <w:sz w:val="18"/>
+          <w:szCs w:val="18"/>
+        </w:rPr>
+        <w:t xml:space="preserve"> </w:t>
+      </w:r>
+      <w:r>
+        <w:rPr>
+          <w:noProof/>
+          <w:spacing w:val="-1"/>
+          <w:sz w:val="18"/>
+          <w:szCs w:val="18"/>
         </w:rPr>
         <w:t>2°VIA</w:t>
       </w:r>
@@ -2000,13 +2298,17 @@
         <w:rPr>
           <w:noProof/>
           <w:spacing w:val="33"/>
-        </w:rPr>
-        <w:t xml:space="preserve"> </w:t>
-      </w:r>
-      <w:r>
-        <w:rPr>
-          <w:noProof/>
-          <w:spacing w:val="-1"/>
+          <w:sz w:val="18"/>
+          <w:szCs w:val="18"/>
+        </w:rPr>
+        <w:t xml:space="preserve"> </w:t>
+      </w:r>
+      <w:r>
+        <w:rPr>
+          <w:noProof/>
+          <w:spacing w:val="-1"/>
+          <w:sz w:val="18"/>
+          <w:szCs w:val="18"/>
         </w:rPr>
         <w:t>de</w:t>
       </w:r>
@@ -2014,13 +2316,17 @@
         <w:rPr>
           <w:noProof/>
           <w:spacing w:val="34"/>
-        </w:rPr>
-        <w:t xml:space="preserve"> </w:t>
-      </w:r>
-      <w:r>
-        <w:rPr>
-          <w:noProof/>
-          <w:spacing w:val="-1"/>
+          <w:sz w:val="18"/>
+          <w:szCs w:val="18"/>
+        </w:rPr>
+        <w:t xml:space="preserve"> </w:t>
+      </w:r>
+      <w:r>
+        <w:rPr>
+          <w:noProof/>
+          <w:spacing w:val="-1"/>
+          <w:sz w:val="18"/>
+          <w:szCs w:val="18"/>
         </w:rPr>
         <w:t>documentos,</w:t>
       </w:r>
@@ -2028,13 +2334,17 @@
         <w:rPr>
           <w:noProof/>
           <w:spacing w:val="35"/>
-        </w:rPr>
-        <w:t xml:space="preserve"> </w:t>
-      </w:r>
-      <w:r>
-        <w:rPr>
-          <w:noProof/>
-          <w:spacing w:val="-1"/>
+          <w:sz w:val="18"/>
+          <w:szCs w:val="18"/>
+        </w:rPr>
+        <w:t xml:space="preserve"> </w:t>
+      </w:r>
+      <w:r>
+        <w:rPr>
+          <w:noProof/>
+          <w:spacing w:val="-1"/>
+          <w:sz w:val="18"/>
+          <w:szCs w:val="18"/>
         </w:rPr>
         <w:t>transferência</w:t>
       </w:r>
@@ -2042,13 +2352,17 @@
         <w:rPr>
           <w:noProof/>
           <w:spacing w:val="32"/>
-        </w:rPr>
-        <w:t xml:space="preserve"> </w:t>
-      </w:r>
-      <w:r>
-        <w:rPr>
-          <w:noProof/>
-          <w:spacing w:val="-1"/>
+          <w:sz w:val="18"/>
+          <w:szCs w:val="18"/>
+        </w:rPr>
+        <w:t xml:space="preserve"> </w:t>
+      </w:r>
+      <w:r>
+        <w:rPr>
+          <w:noProof/>
+          <w:spacing w:val="-1"/>
+          <w:sz w:val="18"/>
+          <w:szCs w:val="18"/>
         </w:rPr>
         <w:t>de</w:t>
       </w:r>
@@ -2056,13 +2370,17 @@
         <w:rPr>
           <w:noProof/>
           <w:spacing w:val="33"/>
-        </w:rPr>
-        <w:t xml:space="preserve"> </w:t>
-      </w:r>
-      <w:r>
-        <w:rPr>
-          <w:noProof/>
-          <w:spacing w:val="-1"/>
+          <w:sz w:val="18"/>
+          <w:szCs w:val="18"/>
+        </w:rPr>
+        <w:t xml:space="preserve"> </w:t>
+      </w:r>
+      <w:r>
+        <w:rPr>
+          <w:noProof/>
+          <w:spacing w:val="-1"/>
+          <w:sz w:val="18"/>
+          <w:szCs w:val="18"/>
         </w:rPr>
         <w:t>embarcações,</w:t>
       </w:r>
@@ -2070,13 +2388,17 @@
         <w:rPr>
           <w:noProof/>
           <w:spacing w:val="35"/>
-        </w:rPr>
-        <w:t xml:space="preserve"> </w:t>
-      </w:r>
-      <w:r>
-        <w:rPr>
-          <w:noProof/>
-          <w:spacing w:val="-1"/>
+          <w:sz w:val="18"/>
+          <w:szCs w:val="18"/>
+        </w:rPr>
+        <w:t xml:space="preserve"> </w:t>
+      </w:r>
+      <w:r>
+        <w:rPr>
+          <w:noProof/>
+          <w:spacing w:val="-1"/>
+          <w:sz w:val="18"/>
+          <w:szCs w:val="18"/>
         </w:rPr>
         <w:t>ASSINAR</w:t>
       </w:r>
@@ -2084,13 +2406,17 @@
         <w:rPr>
           <w:noProof/>
           <w:spacing w:val="33"/>
-        </w:rPr>
-        <w:t xml:space="preserve"> </w:t>
-      </w:r>
-      <w:r>
-        <w:rPr>
-          <w:noProof/>
-          <w:spacing w:val="-1"/>
+          <w:sz w:val="18"/>
+          <w:szCs w:val="18"/>
+        </w:rPr>
+        <w:t xml:space="preserve"> </w:t>
+      </w:r>
+      <w:r>
+        <w:rPr>
+          <w:noProof/>
+          <w:spacing w:val="-1"/>
+          <w:sz w:val="18"/>
+          <w:szCs w:val="18"/>
         </w:rPr>
         <w:t>BSADE,</w:t>
       </w:r>
@@ -2098,13 +2424,17 @@
         <w:rPr>
           <w:noProof/>
           <w:spacing w:val="35"/>
-        </w:rPr>
-        <w:t xml:space="preserve"> </w:t>
-      </w:r>
-      <w:r>
-        <w:rPr>
-          <w:noProof/>
-          <w:spacing w:val="-1"/>
+          <w:sz w:val="18"/>
+          <w:szCs w:val="18"/>
+        </w:rPr>
+        <w:t xml:space="preserve"> </w:t>
+      </w:r>
+      <w:r>
+        <w:rPr>
+          <w:noProof/>
+          <w:spacing w:val="-1"/>
+          <w:sz w:val="18"/>
+          <w:szCs w:val="18"/>
         </w:rPr>
         <w:t>REQUERIMENTO,</w:t>
       </w:r>
@@ -2113,13 +2443,17 @@
           <w:noProof/>
           <w:spacing w:val="43"/>
           <w:w w:val="99"/>
-        </w:rPr>
-        <w:t xml:space="preserve"> </w:t>
-      </w:r>
-      <w:r>
-        <w:rPr>
-          <w:noProof/>
-          <w:spacing w:val="-1"/>
+          <w:sz w:val="18"/>
+          <w:szCs w:val="18"/>
+        </w:rPr>
+        <w:t xml:space="preserve"> </w:t>
+      </w:r>
+      <w:r>
+        <w:rPr>
+          <w:noProof/>
+          <w:spacing w:val="-1"/>
+          <w:sz w:val="18"/>
+          <w:szCs w:val="18"/>
         </w:rPr>
         <w:t>DECLARAÇÕES</w:t>
       </w:r>
@@ -2127,12 +2461,16 @@
         <w:rPr>
           <w:noProof/>
           <w:spacing w:val="25"/>
-        </w:rPr>
-        <w:t xml:space="preserve"> </w:t>
-      </w:r>
-      <w:r>
-        <w:rPr>
-          <w:noProof/>
+          <w:sz w:val="18"/>
+          <w:szCs w:val="18"/>
+        </w:rPr>
+        <w:t xml:space="preserve"> </w:t>
+      </w:r>
+      <w:r>
+        <w:rPr>
+          <w:noProof/>
+          <w:sz w:val="18"/>
+          <w:szCs w:val="18"/>
         </w:rPr>
         <w:t>DE</w:t>
       </w:r>
@@ -2140,13 +2478,17 @@
         <w:rPr>
           <w:noProof/>
           <w:spacing w:val="25"/>
-        </w:rPr>
-        <w:t xml:space="preserve"> </w:t>
-      </w:r>
-      <w:r>
-        <w:rPr>
-          <w:noProof/>
-          <w:spacing w:val="-1"/>
+          <w:sz w:val="18"/>
+          <w:szCs w:val="18"/>
+        </w:rPr>
+        <w:t xml:space="preserve"> </w:t>
+      </w:r>
+      <w:r>
+        <w:rPr>
+          <w:noProof/>
+          <w:spacing w:val="-1"/>
+          <w:sz w:val="18"/>
+          <w:szCs w:val="18"/>
         </w:rPr>
         <w:t>RESIDENCIA,</w:t>
       </w:r>
@@ -2154,13 +2496,17 @@
         <w:rPr>
           <w:noProof/>
           <w:spacing w:val="27"/>
-        </w:rPr>
-        <w:t xml:space="preserve"> </w:t>
-      </w:r>
-      <w:r>
-        <w:rPr>
-          <w:noProof/>
-          <w:spacing w:val="-1"/>
+          <w:sz w:val="18"/>
+          <w:szCs w:val="18"/>
+        </w:rPr>
+        <w:t xml:space="preserve"> </w:t>
+      </w:r>
+      <w:r>
+        <w:rPr>
+          <w:noProof/>
+          <w:spacing w:val="-1"/>
+          <w:sz w:val="18"/>
+          <w:szCs w:val="18"/>
         </w:rPr>
         <w:t>TERMO</w:t>
       </w:r>
@@ -2168,13 +2514,17 @@
         <w:rPr>
           <w:noProof/>
           <w:spacing w:val="27"/>
-        </w:rPr>
-        <w:t xml:space="preserve"> </w:t>
-      </w:r>
-      <w:r>
-        <w:rPr>
-          <w:noProof/>
-          <w:spacing w:val="-1"/>
+          <w:sz w:val="18"/>
+          <w:szCs w:val="18"/>
+        </w:rPr>
+        <w:t xml:space="preserve"> </w:t>
+      </w:r>
+      <w:r>
+        <w:rPr>
+          <w:noProof/>
+          <w:spacing w:val="-1"/>
+          <w:sz w:val="18"/>
+          <w:szCs w:val="18"/>
         </w:rPr>
         <w:t>DE</w:t>
       </w:r>
@@ -2182,13 +2532,17 @@
         <w:rPr>
           <w:noProof/>
           <w:spacing w:val="25"/>
-        </w:rPr>
-        <w:t xml:space="preserve"> </w:t>
-      </w:r>
-      <w:r>
-        <w:rPr>
-          <w:noProof/>
-          <w:spacing w:val="-1"/>
+          <w:sz w:val="18"/>
+          <w:szCs w:val="18"/>
+        </w:rPr>
+        <w:t xml:space="preserve"> </w:t>
+      </w:r>
+      <w:r>
+        <w:rPr>
+          <w:noProof/>
+          <w:spacing w:val="-1"/>
+          <w:sz w:val="18"/>
+          <w:szCs w:val="18"/>
         </w:rPr>
         <w:t>RESPONSABILIDADE,</w:t>
       </w:r>
@@ -2196,13 +2550,17 @@
         <w:rPr>
           <w:noProof/>
           <w:spacing w:val="27"/>
-        </w:rPr>
-        <w:t xml:space="preserve"> </w:t>
-      </w:r>
-      <w:r>
-        <w:rPr>
-          <w:noProof/>
-          <w:spacing w:val="-1"/>
+          <w:sz w:val="18"/>
+          <w:szCs w:val="18"/>
+        </w:rPr>
+        <w:t xml:space="preserve"> </w:t>
+      </w:r>
+      <w:r>
+        <w:rPr>
+          <w:noProof/>
+          <w:spacing w:val="-1"/>
+          <w:sz w:val="18"/>
+          <w:szCs w:val="18"/>
         </w:rPr>
         <w:t>declarações</w:t>
       </w:r>
@@ -2210,13 +2568,17 @@
         <w:rPr>
           <w:noProof/>
           <w:spacing w:val="26"/>
-        </w:rPr>
-        <w:t xml:space="preserve"> </w:t>
-      </w:r>
-      <w:r>
-        <w:rPr>
-          <w:noProof/>
-          <w:spacing w:val="-1"/>
+          <w:sz w:val="18"/>
+          <w:szCs w:val="18"/>
+        </w:rPr>
+        <w:t xml:space="preserve"> </w:t>
+      </w:r>
+      <w:r>
+        <w:rPr>
+          <w:noProof/>
+          <w:spacing w:val="-1"/>
+          <w:sz w:val="18"/>
+          <w:szCs w:val="18"/>
         </w:rPr>
         <w:t>de</w:t>
       </w:r>
@@ -2224,13 +2586,17 @@
         <w:rPr>
           <w:noProof/>
           <w:spacing w:val="26"/>
-        </w:rPr>
-        <w:t xml:space="preserve"> </w:t>
-      </w:r>
-      <w:r>
-        <w:rPr>
-          <w:noProof/>
-          <w:spacing w:val="-1"/>
+          <w:sz w:val="18"/>
+          <w:szCs w:val="18"/>
+        </w:rPr>
+        <w:t xml:space="preserve"> </w:t>
+      </w:r>
+      <w:r>
+        <w:rPr>
+          <w:noProof/>
+          <w:spacing w:val="-1"/>
+          <w:sz w:val="18"/>
+          <w:szCs w:val="18"/>
         </w:rPr>
         <w:t>extravios,</w:t>
       </w:r>
@@ -2239,13 +2605,17 @@
           <w:noProof/>
           <w:spacing w:val="54"/>
           <w:w w:val="99"/>
-        </w:rPr>
-        <w:t xml:space="preserve"> </w:t>
-      </w:r>
-      <w:r>
-        <w:rPr>
-          <w:noProof/>
-          <w:spacing w:val="-1"/>
+          <w:sz w:val="18"/>
+          <w:szCs w:val="18"/>
+        </w:rPr>
+        <w:t xml:space="preserve"> </w:t>
+      </w:r>
+      <w:r>
+        <w:rPr>
+          <w:noProof/>
+          <w:spacing w:val="-1"/>
+          <w:sz w:val="18"/>
+          <w:szCs w:val="18"/>
         </w:rPr>
         <w:t>acompanhar</w:t>
       </w:r>
@@ -2253,13 +2623,17 @@
         <w:rPr>
           <w:noProof/>
           <w:spacing w:val="5"/>
-        </w:rPr>
-        <w:t xml:space="preserve"> </w:t>
-      </w:r>
-      <w:r>
-        <w:rPr>
-          <w:noProof/>
-          <w:spacing w:val="-1"/>
+          <w:sz w:val="18"/>
+          <w:szCs w:val="18"/>
+        </w:rPr>
+        <w:t xml:space="preserve"> </w:t>
+      </w:r>
+      <w:r>
+        <w:rPr>
+          <w:noProof/>
+          <w:spacing w:val="-1"/>
+          <w:sz w:val="18"/>
+          <w:szCs w:val="18"/>
         </w:rPr>
         <w:t>processo</w:t>
       </w:r>
@@ -2267,13 +2641,17 @@
         <w:rPr>
           <w:noProof/>
           <w:spacing w:val="6"/>
-        </w:rPr>
-        <w:t xml:space="preserve"> </w:t>
-      </w:r>
-      <w:r>
-        <w:rPr>
-          <w:noProof/>
-          <w:spacing w:val="-1"/>
+          <w:sz w:val="18"/>
+          <w:szCs w:val="18"/>
+        </w:rPr>
+        <w:t xml:space="preserve"> </w:t>
+      </w:r>
+      <w:r>
+        <w:rPr>
+          <w:noProof/>
+          <w:spacing w:val="-1"/>
+          <w:sz w:val="18"/>
+          <w:szCs w:val="18"/>
         </w:rPr>
         <w:t>de</w:t>
       </w:r>
@@ -2281,13 +2659,17 @@
         <w:rPr>
           <w:noProof/>
           <w:spacing w:val="4"/>
-        </w:rPr>
-        <w:t xml:space="preserve"> </w:t>
-      </w:r>
-      <w:r>
-        <w:rPr>
-          <w:noProof/>
-          <w:spacing w:val="-1"/>
+          <w:sz w:val="18"/>
+          <w:szCs w:val="18"/>
+        </w:rPr>
+        <w:t xml:space="preserve"> </w:t>
+      </w:r>
+      <w:r>
+        <w:rPr>
+          <w:noProof/>
+          <w:spacing w:val="-1"/>
+          <w:sz w:val="18"/>
+          <w:szCs w:val="18"/>
         </w:rPr>
         <w:t>arrais</w:t>
       </w:r>
@@ -2295,13 +2677,17 @@
         <w:rPr>
           <w:noProof/>
           <w:spacing w:val="6"/>
-        </w:rPr>
-        <w:t xml:space="preserve"> </w:t>
-      </w:r>
-      <w:r>
-        <w:rPr>
-          <w:noProof/>
-          <w:spacing w:val="-1"/>
+          <w:sz w:val="18"/>
+          <w:szCs w:val="18"/>
+        </w:rPr>
+        <w:t xml:space="preserve"> </w:t>
+      </w:r>
+      <w:r>
+        <w:rPr>
+          <w:noProof/>
+          <w:spacing w:val="-1"/>
+          <w:sz w:val="18"/>
+          <w:szCs w:val="18"/>
         </w:rPr>
         <w:t>amador</w:t>
       </w:r>
@@ -2309,12 +2695,16 @@
         <w:rPr>
           <w:noProof/>
           <w:spacing w:val="6"/>
-        </w:rPr>
-        <w:t xml:space="preserve"> </w:t>
-      </w:r>
-      <w:r>
-        <w:rPr>
-          <w:noProof/>
+          <w:sz w:val="18"/>
+          <w:szCs w:val="18"/>
+        </w:rPr>
+        <w:t xml:space="preserve"> </w:t>
+      </w:r>
+      <w:r>
+        <w:rPr>
+          <w:noProof/>
+          <w:sz w:val="18"/>
+          <w:szCs w:val="18"/>
         </w:rPr>
         <w:t>e</w:t>
       </w:r>
@@ -2322,13 +2712,17 @@
         <w:rPr>
           <w:noProof/>
           <w:spacing w:val="6"/>
-        </w:rPr>
-        <w:t xml:space="preserve"> </w:t>
-      </w:r>
-      <w:r>
-        <w:rPr>
-          <w:noProof/>
-          <w:spacing w:val="-1"/>
+          <w:sz w:val="18"/>
+          <w:szCs w:val="18"/>
+        </w:rPr>
+        <w:t xml:space="preserve"> </w:t>
+      </w:r>
+      <w:r>
+        <w:rPr>
+          <w:noProof/>
+          <w:spacing w:val="-1"/>
+          <w:sz w:val="18"/>
+          <w:szCs w:val="18"/>
         </w:rPr>
         <w:t>motonauta,</w:t>
       </w:r>
@@ -2336,13 +2730,17 @@
         <w:rPr>
           <w:noProof/>
           <w:spacing w:val="6"/>
-        </w:rPr>
-        <w:t xml:space="preserve"> </w:t>
-      </w:r>
-      <w:r>
-        <w:rPr>
-          <w:noProof/>
-          <w:spacing w:val="-1"/>
+          <w:sz w:val="18"/>
+          <w:szCs w:val="18"/>
+        </w:rPr>
+        <w:t xml:space="preserve"> </w:t>
+      </w:r>
+      <w:r>
+        <w:rPr>
+          <w:noProof/>
+          <w:spacing w:val="-1"/>
+          <w:sz w:val="18"/>
+          <w:szCs w:val="18"/>
         </w:rPr>
         <w:t>renovação</w:t>
       </w:r>
@@ -2350,13 +2748,17 @@
         <w:rPr>
           <w:noProof/>
           <w:spacing w:val="4"/>
-        </w:rPr>
-        <w:t xml:space="preserve"> </w:t>
-      </w:r>
-      <w:r>
-        <w:rPr>
-          <w:noProof/>
-          <w:spacing w:val="-1"/>
+          <w:sz w:val="18"/>
+          <w:szCs w:val="18"/>
+        </w:rPr>
+        <w:t xml:space="preserve"> </w:t>
+      </w:r>
+      <w:r>
+        <w:rPr>
+          <w:noProof/>
+          <w:spacing w:val="-1"/>
+          <w:sz w:val="18"/>
+          <w:szCs w:val="18"/>
         </w:rPr>
         <w:t>da</w:t>
       </w:r>
@@ -2364,13 +2766,17 @@
         <w:rPr>
           <w:noProof/>
           <w:spacing w:val="5"/>
-        </w:rPr>
-        <w:t xml:space="preserve"> </w:t>
-      </w:r>
-      <w:r>
-        <w:rPr>
-          <w:noProof/>
-          <w:spacing w:val="-1"/>
+          <w:sz w:val="18"/>
+          <w:szCs w:val="18"/>
+        </w:rPr>
+        <w:t xml:space="preserve"> </w:t>
+      </w:r>
+      <w:r>
+        <w:rPr>
+          <w:noProof/>
+          <w:spacing w:val="-1"/>
+          <w:sz w:val="18"/>
+          <w:szCs w:val="18"/>
         </w:rPr>
         <w:t>carteira</w:t>
       </w:r>
@@ -2378,13 +2784,17 @@
         <w:rPr>
           <w:noProof/>
           <w:spacing w:val="5"/>
-        </w:rPr>
-        <w:t xml:space="preserve"> </w:t>
-      </w:r>
-      <w:r>
-        <w:rPr>
-          <w:noProof/>
-          <w:spacing w:val="-1"/>
+          <w:sz w:val="18"/>
+          <w:szCs w:val="18"/>
+        </w:rPr>
+        <w:t xml:space="preserve"> </w:t>
+      </w:r>
+      <w:r>
+        <w:rPr>
+          <w:noProof/>
+          <w:spacing w:val="-1"/>
+          <w:sz w:val="18"/>
+          <w:szCs w:val="18"/>
         </w:rPr>
         <w:t>de</w:t>
       </w:r>
@@ -2392,13 +2802,17 @@
         <w:rPr>
           <w:noProof/>
           <w:spacing w:val="5"/>
-        </w:rPr>
-        <w:t xml:space="preserve"> </w:t>
-      </w:r>
-      <w:r>
-        <w:rPr>
-          <w:noProof/>
-          <w:spacing w:val="-1"/>
+          <w:sz w:val="18"/>
+          <w:szCs w:val="18"/>
+        </w:rPr>
+        <w:t xml:space="preserve"> </w:t>
+      </w:r>
+      <w:r>
+        <w:rPr>
+          <w:noProof/>
+          <w:spacing w:val="-1"/>
+          <w:sz w:val="18"/>
+          <w:szCs w:val="18"/>
         </w:rPr>
         <w:t>habilitação</w:t>
       </w:r>
@@ -2406,13 +2820,17 @@
         <w:rPr>
           <w:noProof/>
           <w:spacing w:val="5"/>
-        </w:rPr>
-        <w:t xml:space="preserve"> </w:t>
-      </w:r>
-      <w:r>
-        <w:rPr>
-          <w:noProof/>
-          <w:spacing w:val="-1"/>
+          <w:sz w:val="18"/>
+          <w:szCs w:val="18"/>
+        </w:rPr>
+        <w:t xml:space="preserve"> </w:t>
+      </w:r>
+      <w:r>
+        <w:rPr>
+          <w:noProof/>
+          <w:spacing w:val="-1"/>
+          <w:sz w:val="18"/>
+          <w:szCs w:val="18"/>
         </w:rPr>
         <w:t>amador,</w:t>
       </w:r>
@@ -2420,13 +2838,17 @@
         <w:rPr>
           <w:noProof/>
           <w:spacing w:val="6"/>
-        </w:rPr>
-        <w:t xml:space="preserve"> </w:t>
-      </w:r>
-      <w:r>
-        <w:rPr>
-          <w:noProof/>
-          <w:spacing w:val="-1"/>
+          <w:sz w:val="18"/>
+          <w:szCs w:val="18"/>
+        </w:rPr>
+        <w:t xml:space="preserve"> </w:t>
+      </w:r>
+      <w:r>
+        <w:rPr>
+          <w:noProof/>
+          <w:spacing w:val="-1"/>
+          <w:sz w:val="18"/>
+          <w:szCs w:val="18"/>
         </w:rPr>
         <w:t>fazer</w:t>
       </w:r>
@@ -2434,13 +2856,17 @@
         <w:rPr>
           <w:noProof/>
           <w:spacing w:val="62"/>
-        </w:rPr>
-        <w:t xml:space="preserve"> </w:t>
-      </w:r>
-      <w:r>
-        <w:rPr>
-          <w:noProof/>
-          <w:spacing w:val="-1"/>
+          <w:sz w:val="18"/>
+          <w:szCs w:val="18"/>
+        </w:rPr>
+        <w:t xml:space="preserve"> </w:t>
+      </w:r>
+      <w:r>
+        <w:rPr>
+          <w:noProof/>
+          <w:spacing w:val="-1"/>
+          <w:sz w:val="18"/>
+          <w:szCs w:val="18"/>
         </w:rPr>
         <w:t>defesa</w:t>
       </w:r>
@@ -2448,13 +2874,17 @@
         <w:rPr>
           <w:noProof/>
           <w:spacing w:val="1"/>
-        </w:rPr>
-        <w:t xml:space="preserve"> </w:t>
-      </w:r>
-      <w:r>
-        <w:rPr>
-          <w:noProof/>
-          <w:spacing w:val="-1"/>
+          <w:sz w:val="18"/>
+          <w:szCs w:val="18"/>
+        </w:rPr>
+        <w:t xml:space="preserve"> </w:t>
+      </w:r>
+      <w:r>
+        <w:rPr>
+          <w:noProof/>
+          <w:spacing w:val="-1"/>
+          <w:sz w:val="18"/>
+          <w:szCs w:val="18"/>
         </w:rPr>
         <w:t>de</w:t>
       </w:r>
@@ -2462,13 +2892,17 @@
         <w:rPr>
           <w:noProof/>
           <w:spacing w:val="3"/>
-        </w:rPr>
-        <w:t xml:space="preserve"> </w:t>
-      </w:r>
-      <w:r>
-        <w:rPr>
-          <w:noProof/>
-          <w:spacing w:val="-1"/>
+          <w:sz w:val="18"/>
+          <w:szCs w:val="18"/>
+        </w:rPr>
+        <w:t xml:space="preserve"> </w:t>
+      </w:r>
+      <w:r>
+        <w:rPr>
+          <w:noProof/>
+          <w:spacing w:val="-1"/>
+          <w:sz w:val="18"/>
+          <w:szCs w:val="18"/>
         </w:rPr>
         <w:t>notificação,</w:t>
       </w:r>
@@ -2476,13 +2910,17 @@
         <w:rPr>
           <w:noProof/>
           <w:spacing w:val="5"/>
-        </w:rPr>
-        <w:t xml:space="preserve"> </w:t>
-      </w:r>
-      <w:r>
-        <w:rPr>
-          <w:noProof/>
-          <w:spacing w:val="-1"/>
+          <w:sz w:val="18"/>
+          <w:szCs w:val="18"/>
+        </w:rPr>
+        <w:t xml:space="preserve"> </w:t>
+      </w:r>
+      <w:r>
+        <w:rPr>
+          <w:noProof/>
+          <w:spacing w:val="-1"/>
+          <w:sz w:val="18"/>
+          <w:szCs w:val="18"/>
         </w:rPr>
         <w:t>concordar</w:t>
       </w:r>
@@ -2490,13 +2928,17 @@
         <w:rPr>
           <w:noProof/>
           <w:spacing w:val="4"/>
-        </w:rPr>
-        <w:t xml:space="preserve"> </w:t>
-      </w:r>
-      <w:r>
-        <w:rPr>
-          <w:noProof/>
-          <w:spacing w:val="-1"/>
+          <w:sz w:val="18"/>
+          <w:szCs w:val="18"/>
+        </w:rPr>
+        <w:t xml:space="preserve"> </w:t>
+      </w:r>
+      <w:r>
+        <w:rPr>
+          <w:noProof/>
+          <w:spacing w:val="-1"/>
+          <w:sz w:val="18"/>
+          <w:szCs w:val="18"/>
         </w:rPr>
         <w:t>ou</w:t>
       </w:r>
@@ -2504,13 +2946,17 @@
         <w:rPr>
           <w:noProof/>
           <w:spacing w:val="3"/>
-        </w:rPr>
-        <w:t xml:space="preserve"> </w:t>
-      </w:r>
-      <w:r>
-        <w:rPr>
-          <w:noProof/>
-          <w:spacing w:val="-1"/>
+          <w:sz w:val="18"/>
+          <w:szCs w:val="18"/>
+        </w:rPr>
+        <w:t xml:space="preserve"> </w:t>
+      </w:r>
+      <w:r>
+        <w:rPr>
+          <w:noProof/>
+          <w:spacing w:val="-1"/>
+          <w:sz w:val="18"/>
+          <w:szCs w:val="18"/>
         </w:rPr>
         <w:t>discordar</w:t>
       </w:r>
@@ -2518,12 +2964,16 @@
         <w:rPr>
           <w:noProof/>
           <w:spacing w:val="3"/>
-        </w:rPr>
-        <w:t xml:space="preserve"> </w:t>
-      </w:r>
-      <w:r>
-        <w:rPr>
-          <w:noProof/>
+          <w:sz w:val="18"/>
+          <w:szCs w:val="18"/>
+        </w:rPr>
+        <w:t xml:space="preserve"> </w:t>
+      </w:r>
+      <w:r>
+        <w:rPr>
+          <w:noProof/>
+          <w:sz w:val="18"/>
+          <w:szCs w:val="18"/>
         </w:rPr>
         <w:t>se</w:t>
       </w:r>
@@ -2531,13 +2981,17 @@
         <w:rPr>
           <w:noProof/>
           <w:spacing w:val="3"/>
-        </w:rPr>
-        <w:t xml:space="preserve"> </w:t>
-      </w:r>
-      <w:r>
-        <w:rPr>
-          <w:noProof/>
-          <w:spacing w:val="-1"/>
+          <w:sz w:val="18"/>
+          <w:szCs w:val="18"/>
+        </w:rPr>
+        <w:t xml:space="preserve"> </w:t>
+      </w:r>
+      <w:r>
+        <w:rPr>
+          <w:noProof/>
+          <w:spacing w:val="-1"/>
+          <w:sz w:val="18"/>
+          <w:szCs w:val="18"/>
         </w:rPr>
         <w:t>for</w:t>
       </w:r>
@@ -2545,12 +2999,16 @@
         <w:rPr>
           <w:noProof/>
           <w:spacing w:val="3"/>
-        </w:rPr>
-        <w:t xml:space="preserve"> </w:t>
-      </w:r>
-      <w:r>
-        <w:rPr>
-          <w:noProof/>
+          <w:sz w:val="18"/>
+          <w:szCs w:val="18"/>
+        </w:rPr>
+        <w:t xml:space="preserve"> </w:t>
+      </w:r>
+      <w:r>
+        <w:rPr>
+          <w:noProof/>
+          <w:sz w:val="18"/>
+          <w:szCs w:val="18"/>
         </w:rPr>
         <w:t>o</w:t>
       </w:r>
@@ -2558,12 +3016,16 @@
         <w:rPr>
           <w:noProof/>
           <w:spacing w:val="2"/>
-        </w:rPr>
-        <w:t xml:space="preserve"> </w:t>
-      </w:r>
-      <w:r>
-        <w:rPr>
-          <w:noProof/>
+          <w:sz w:val="18"/>
+          <w:szCs w:val="18"/>
+        </w:rPr>
+        <w:t xml:space="preserve"> </w:t>
+      </w:r>
+      <w:r>
+        <w:rPr>
+          <w:noProof/>
+          <w:sz w:val="18"/>
+          <w:szCs w:val="18"/>
         </w:rPr>
         <w:t>caso</w:t>
       </w:r>
@@ -2571,13 +3033,17 @@
         <w:rPr>
           <w:noProof/>
           <w:spacing w:val="3"/>
-        </w:rPr>
-        <w:t xml:space="preserve"> </w:t>
-      </w:r>
-      <w:r>
-        <w:rPr>
-          <w:noProof/>
-          <w:spacing w:val="-1"/>
+          <w:sz w:val="18"/>
+          <w:szCs w:val="18"/>
+        </w:rPr>
+        <w:t xml:space="preserve"> </w:t>
+      </w:r>
+      <w:r>
+        <w:rPr>
+          <w:noProof/>
+          <w:spacing w:val="-1"/>
+          <w:sz w:val="18"/>
+          <w:szCs w:val="18"/>
         </w:rPr>
         <w:t>,retirar</w:t>
       </w:r>
@@ -2585,13 +3051,17 @@
         <w:rPr>
           <w:noProof/>
           <w:spacing w:val="4"/>
-        </w:rPr>
-        <w:t xml:space="preserve"> </w:t>
-      </w:r>
-      <w:r>
-        <w:rPr>
-          <w:noProof/>
-          <w:spacing w:val="-1"/>
+          <w:sz w:val="18"/>
+          <w:szCs w:val="18"/>
+        </w:rPr>
+        <w:t xml:space="preserve"> </w:t>
+      </w:r>
+      <w:r>
+        <w:rPr>
+          <w:noProof/>
+          <w:spacing w:val="-1"/>
+          <w:sz w:val="18"/>
+          <w:szCs w:val="18"/>
         </w:rPr>
         <w:t>documentos</w:t>
       </w:r>
@@ -2599,12 +3069,16 @@
         <w:rPr>
           <w:noProof/>
           <w:spacing w:val="4"/>
-        </w:rPr>
-        <w:t xml:space="preserve"> </w:t>
-      </w:r>
-      <w:r>
-        <w:rPr>
-          <w:noProof/>
+          <w:sz w:val="18"/>
+          <w:szCs w:val="18"/>
+        </w:rPr>
+        <w:t xml:space="preserve"> </w:t>
+      </w:r>
+      <w:r>
+        <w:rPr>
+          <w:noProof/>
+          <w:sz w:val="18"/>
+          <w:szCs w:val="18"/>
         </w:rPr>
         <w:t xml:space="preserve">e </w:t>
       </w:r>
@@ -2612,6 +3086,8 @@
         <w:rPr>
           <w:noProof/>
           <w:spacing w:val="-1"/>
+          <w:sz w:val="18"/>
+          <w:szCs w:val="18"/>
         </w:rPr>
         <w:t>chaves</w:t>
       </w:r>
@@ -2619,13 +3095,17 @@
         <w:rPr>
           <w:noProof/>
           <w:spacing w:val="4"/>
-        </w:rPr>
-        <w:t xml:space="preserve"> </w:t>
-      </w:r>
-      <w:r>
-        <w:rPr>
-          <w:noProof/>
-          <w:spacing w:val="-1"/>
+          <w:sz w:val="18"/>
+          <w:szCs w:val="18"/>
+        </w:rPr>
+        <w:t xml:space="preserve"> </w:t>
+      </w:r>
+      <w:r>
+        <w:rPr>
+          <w:noProof/>
+          <w:spacing w:val="-1"/>
+          <w:sz w:val="18"/>
+          <w:szCs w:val="18"/>
         </w:rPr>
         <w:t>de</w:t>
       </w:r>
@@ -2633,13 +3113,17 @@
         <w:rPr>
           <w:noProof/>
           <w:spacing w:val="2"/>
-        </w:rPr>
-        <w:t xml:space="preserve"> </w:t>
-      </w:r>
-      <w:r>
-        <w:rPr>
-          <w:noProof/>
-          <w:spacing w:val="-1"/>
+          <w:sz w:val="18"/>
+          <w:szCs w:val="18"/>
+        </w:rPr>
+        <w:t xml:space="preserve"> </w:t>
+      </w:r>
+      <w:r>
+        <w:rPr>
+          <w:noProof/>
+          <w:spacing w:val="-1"/>
+          <w:sz w:val="18"/>
+          <w:szCs w:val="18"/>
         </w:rPr>
         <w:t>embarcação,</w:t>
       </w:r>
@@ -2647,13 +3131,17 @@
         <w:rPr>
           <w:noProof/>
           <w:spacing w:val="60"/>
-        </w:rPr>
-        <w:t xml:space="preserve"> </w:t>
-      </w:r>
-      <w:r>
-        <w:rPr>
-          <w:noProof/>
-          <w:spacing w:val="-1"/>
+          <w:sz w:val="18"/>
+          <w:szCs w:val="18"/>
+        </w:rPr>
+        <w:t xml:space="preserve"> </w:t>
+      </w:r>
+      <w:r>
+        <w:rPr>
+          <w:noProof/>
+          <w:spacing w:val="-1"/>
+          <w:sz w:val="18"/>
+          <w:szCs w:val="18"/>
         </w:rPr>
         <w:t>enfim</w:t>
       </w:r>
@@ -2661,13 +3149,17 @@
         <w:rPr>
           <w:noProof/>
           <w:spacing w:val="8"/>
-        </w:rPr>
-        <w:t xml:space="preserve"> </w:t>
-      </w:r>
-      <w:r>
-        <w:rPr>
-          <w:noProof/>
-          <w:spacing w:val="-1"/>
+          <w:sz w:val="18"/>
+          <w:szCs w:val="18"/>
+        </w:rPr>
+        <w:t xml:space="preserve"> </w:t>
+      </w:r>
+      <w:r>
+        <w:rPr>
+          <w:noProof/>
+          <w:spacing w:val="-1"/>
+          <w:sz w:val="18"/>
+          <w:szCs w:val="18"/>
         </w:rPr>
         <w:t>praticar</w:t>
       </w:r>
@@ -2675,13 +3167,17 @@
         <w:rPr>
           <w:noProof/>
           <w:spacing w:val="7"/>
-        </w:rPr>
-        <w:t xml:space="preserve"> </w:t>
-      </w:r>
-      <w:r>
-        <w:rPr>
-          <w:noProof/>
-          <w:spacing w:val="-1"/>
+          <w:sz w:val="18"/>
+          <w:szCs w:val="18"/>
+        </w:rPr>
+        <w:t xml:space="preserve"> </w:t>
+      </w:r>
+      <w:r>
+        <w:rPr>
+          <w:noProof/>
+          <w:spacing w:val="-1"/>
+          <w:sz w:val="18"/>
+          <w:szCs w:val="18"/>
         </w:rPr>
         <w:t>todo</w:t>
       </w:r>
@@ -2689,12 +3185,16 @@
         <w:rPr>
           <w:noProof/>
           <w:spacing w:val="6"/>
-        </w:rPr>
-        <w:t xml:space="preserve"> </w:t>
-      </w:r>
-      <w:r>
-        <w:rPr>
-          <w:noProof/>
+          <w:sz w:val="18"/>
+          <w:szCs w:val="18"/>
+        </w:rPr>
+        <w:t xml:space="preserve"> </w:t>
+      </w:r>
+      <w:r>
+        <w:rPr>
+          <w:noProof/>
+          <w:sz w:val="18"/>
+          <w:szCs w:val="18"/>
         </w:rPr>
         <w:t>e</w:t>
       </w:r>
@@ -2702,13 +3202,17 @@
         <w:rPr>
           <w:noProof/>
           <w:spacing w:val="6"/>
-        </w:rPr>
-        <w:t xml:space="preserve"> </w:t>
-      </w:r>
-      <w:r>
-        <w:rPr>
-          <w:noProof/>
-          <w:spacing w:val="-1"/>
+          <w:sz w:val="18"/>
+          <w:szCs w:val="18"/>
+        </w:rPr>
+        <w:t xml:space="preserve"> </w:t>
+      </w:r>
+      <w:r>
+        <w:rPr>
+          <w:noProof/>
+          <w:spacing w:val="-1"/>
+          <w:sz w:val="18"/>
+          <w:szCs w:val="18"/>
         </w:rPr>
         <w:t>qualquer</w:t>
       </w:r>
@@ -2716,13 +3220,17 @@
         <w:rPr>
           <w:noProof/>
           <w:spacing w:val="9"/>
-        </w:rPr>
-        <w:t xml:space="preserve"> </w:t>
-      </w:r>
-      <w:r>
-        <w:rPr>
-          <w:noProof/>
-          <w:spacing w:val="-1"/>
+          <w:sz w:val="18"/>
+          <w:szCs w:val="18"/>
+        </w:rPr>
+        <w:t xml:space="preserve"> </w:t>
+      </w:r>
+      <w:r>
+        <w:rPr>
+          <w:noProof/>
+          <w:spacing w:val="-1"/>
+          <w:sz w:val="18"/>
+          <w:szCs w:val="18"/>
         </w:rPr>
         <w:t>ato</w:t>
       </w:r>
@@ -2730,13 +3238,17 @@
         <w:rPr>
           <w:noProof/>
           <w:spacing w:val="7"/>
-        </w:rPr>
-        <w:t xml:space="preserve"> </w:t>
-      </w:r>
-      <w:r>
-        <w:rPr>
-          <w:noProof/>
-          <w:spacing w:val="-1"/>
+          <w:sz w:val="18"/>
+          <w:szCs w:val="18"/>
+        </w:rPr>
+        <w:t xml:space="preserve"> </w:t>
+      </w:r>
+      <w:r>
+        <w:rPr>
+          <w:noProof/>
+          <w:spacing w:val="-1"/>
+          <w:sz w:val="18"/>
+          <w:szCs w:val="18"/>
         </w:rPr>
         <w:t>necessário,</w:t>
       </w:r>
@@ -2744,13 +3256,17 @@
         <w:rPr>
           <w:noProof/>
           <w:spacing w:val="9"/>
-        </w:rPr>
-        <w:t xml:space="preserve"> </w:t>
-      </w:r>
-      <w:r>
-        <w:rPr>
-          <w:noProof/>
-          <w:spacing w:val="-1"/>
+          <w:sz w:val="18"/>
+          <w:szCs w:val="18"/>
+        </w:rPr>
+        <w:t xml:space="preserve"> </w:t>
+      </w:r>
+      <w:r>
+        <w:rPr>
+          <w:noProof/>
+          <w:spacing w:val="-1"/>
+          <w:sz w:val="18"/>
+          <w:szCs w:val="18"/>
         </w:rPr>
         <w:t>ao</w:t>
       </w:r>
@@ -2758,12 +3274,16 @@
         <w:rPr>
           <w:noProof/>
           <w:spacing w:val="6"/>
-        </w:rPr>
-        <w:t xml:space="preserve"> </w:t>
-      </w:r>
-      <w:r>
-        <w:rPr>
-          <w:noProof/>
+          <w:sz w:val="18"/>
+          <w:szCs w:val="18"/>
+        </w:rPr>
+        <w:t xml:space="preserve"> </w:t>
+      </w:r>
+      <w:r>
+        <w:rPr>
+          <w:noProof/>
+          <w:sz w:val="18"/>
+          <w:szCs w:val="18"/>
         </w:rPr>
         <w:t>ser</w:t>
       </w:r>
@@ -2771,13 +3291,17 @@
         <w:rPr>
           <w:noProof/>
           <w:spacing w:val="5"/>
-        </w:rPr>
-        <w:t xml:space="preserve"> </w:t>
-      </w:r>
-      <w:r>
-        <w:rPr>
-          <w:noProof/>
-          <w:spacing w:val="-1"/>
+          <w:sz w:val="18"/>
+          <w:szCs w:val="18"/>
+        </w:rPr>
+        <w:t xml:space="preserve"> </w:t>
+      </w:r>
+      <w:r>
+        <w:rPr>
+          <w:noProof/>
+          <w:spacing w:val="-1"/>
+          <w:sz w:val="18"/>
+          <w:szCs w:val="18"/>
         </w:rPr>
         <w:t>fiel</w:t>
       </w:r>
@@ -2785,12 +3309,16 @@
         <w:rPr>
           <w:noProof/>
           <w:spacing w:val="7"/>
-        </w:rPr>
-        <w:t xml:space="preserve"> </w:t>
-      </w:r>
-      <w:r>
-        <w:rPr>
-          <w:noProof/>
+          <w:sz w:val="18"/>
+          <w:szCs w:val="18"/>
+        </w:rPr>
+        <w:t xml:space="preserve"> </w:t>
+      </w:r>
+      <w:r>
+        <w:rPr>
+          <w:noProof/>
+          <w:sz w:val="18"/>
+          <w:szCs w:val="18"/>
         </w:rPr>
         <w:t>e</w:t>
       </w:r>
@@ -2798,6 +3326,8 @@
         <w:rPr>
           <w:noProof/>
           <w:spacing w:val="7"/>
+          <w:sz w:val="18"/>
+          <w:szCs w:val="18"/>
         </w:rPr>
         <w:t xml:space="preserve"> </w:t>
       </w:r>
@@ -2805,6 +3335,8 @@
         <w:rPr>
           <w:noProof/>
           <w:spacing w:val="-2"/>
+          <w:sz w:val="18"/>
+          <w:szCs w:val="18"/>
         </w:rPr>
         <w:t>bom</w:t>
       </w:r>
@@ -2812,13 +3344,17 @@
         <w:rPr>
           <w:noProof/>
           <w:spacing w:val="9"/>
-        </w:rPr>
-        <w:t xml:space="preserve"> </w:t>
-      </w:r>
-      <w:r>
-        <w:rPr>
-          <w:noProof/>
-          <w:spacing w:val="-1"/>
+          <w:sz w:val="18"/>
+          <w:szCs w:val="18"/>
+        </w:rPr>
+        <w:t xml:space="preserve"> </w:t>
+      </w:r>
+      <w:r>
+        <w:rPr>
+          <w:noProof/>
+          <w:spacing w:val="-1"/>
+          <w:sz w:val="18"/>
+          <w:szCs w:val="18"/>
         </w:rPr>
         <w:t>cumprimento</w:t>
       </w:r>
@@ -2826,13 +3362,17 @@
         <w:rPr>
           <w:noProof/>
           <w:spacing w:val="5"/>
-        </w:rPr>
-        <w:t xml:space="preserve"> </w:t>
-      </w:r>
-      <w:r>
-        <w:rPr>
-          <w:noProof/>
-          <w:spacing w:val="-1"/>
+          <w:sz w:val="18"/>
+          <w:szCs w:val="18"/>
+        </w:rPr>
+        <w:t xml:space="preserve"> </w:t>
+      </w:r>
+      <w:r>
+        <w:rPr>
+          <w:noProof/>
+          <w:spacing w:val="-1"/>
+          <w:sz w:val="18"/>
+          <w:szCs w:val="18"/>
         </w:rPr>
         <w:t>deste</w:t>
       </w:r>
@@ -2840,13 +3380,17 @@
         <w:rPr>
           <w:noProof/>
           <w:spacing w:val="8"/>
-        </w:rPr>
-        <w:t xml:space="preserve"> </w:t>
-      </w:r>
-      <w:r>
-        <w:rPr>
-          <w:noProof/>
-          <w:spacing w:val="-1"/>
+          <w:sz w:val="18"/>
+          <w:szCs w:val="18"/>
+        </w:rPr>
+        <w:t xml:space="preserve"> </w:t>
+      </w:r>
+      <w:r>
+        <w:rPr>
+          <w:noProof/>
+          <w:spacing w:val="-1"/>
+          <w:sz w:val="18"/>
+          <w:szCs w:val="18"/>
         </w:rPr>
         <w:t>mandato,</w:t>
       </w:r>
@@ -2854,12 +3398,16 @@
         <w:rPr>
           <w:noProof/>
           <w:spacing w:val="7"/>
-        </w:rPr>
-        <w:t xml:space="preserve"> </w:t>
-      </w:r>
-      <w:r>
-        <w:rPr>
-          <w:noProof/>
+          <w:sz w:val="18"/>
+          <w:szCs w:val="18"/>
+        </w:rPr>
+        <w:t xml:space="preserve"> </w:t>
+      </w:r>
+      <w:r>
+        <w:rPr>
+          <w:noProof/>
+          <w:sz w:val="18"/>
+          <w:szCs w:val="18"/>
         </w:rPr>
         <w:t>o</w:t>
       </w:r>
@@ -2867,13 +3415,17 @@
         <w:rPr>
           <w:noProof/>
           <w:spacing w:val="5"/>
-        </w:rPr>
-        <w:t xml:space="preserve"> </w:t>
-      </w:r>
-      <w:r>
-        <w:rPr>
-          <w:noProof/>
-          <w:spacing w:val="-1"/>
+          <w:sz w:val="18"/>
+          <w:szCs w:val="18"/>
+        </w:rPr>
+        <w:t xml:space="preserve"> </w:t>
+      </w:r>
+      <w:r>
+        <w:rPr>
+          <w:noProof/>
+          <w:spacing w:val="-1"/>
+          <w:sz w:val="18"/>
+          <w:szCs w:val="18"/>
         </w:rPr>
         <w:t>que</w:t>
       </w:r>
@@ -2881,13 +3433,17 @@
         <w:rPr>
           <w:noProof/>
           <w:spacing w:val="5"/>
-        </w:rPr>
-        <w:t xml:space="preserve"> </w:t>
-      </w:r>
-      <w:r>
-        <w:rPr>
-          <w:noProof/>
-          <w:spacing w:val="-1"/>
+          <w:sz w:val="18"/>
+          <w:szCs w:val="18"/>
+        </w:rPr>
+        <w:t xml:space="preserve"> </w:t>
+      </w:r>
+      <w:r>
+        <w:rPr>
+          <w:noProof/>
+          <w:spacing w:val="-1"/>
+          <w:sz w:val="18"/>
+          <w:szCs w:val="18"/>
         </w:rPr>
         <w:t>darei</w:t>
       </w:r>
@@ -2895,19 +3451,25 @@
         <w:rPr>
           <w:noProof/>
           <w:spacing w:val="58"/>
-        </w:rPr>
-        <w:t xml:space="preserve"> </w:t>
-      </w:r>
-      <w:r>
-        <w:rPr>
-          <w:noProof/>
-          <w:spacing w:val="-1"/>
+          <w:sz w:val="18"/>
+          <w:szCs w:val="18"/>
+        </w:rPr>
+        <w:t xml:space="preserve"> </w:t>
+      </w:r>
+      <w:r>
+        <w:rPr>
+          <w:noProof/>
+          <w:spacing w:val="-1"/>
+          <w:sz w:val="18"/>
+          <w:szCs w:val="18"/>
         </w:rPr>
         <w:t xml:space="preserve">por firme </w:t>
       </w:r>
       <w:r>
         <w:rPr>
           <w:noProof/>
+          <w:sz w:val="18"/>
+          <w:szCs w:val="18"/>
         </w:rPr>
         <w:t>e</w:t>
       </w:r>
@@ -2915,13 +3477,17 @@
         <w:rPr>
           <w:noProof/>
           <w:spacing w:val="-2"/>
-        </w:rPr>
-        <w:t xml:space="preserve"> </w:t>
-      </w:r>
-      <w:r>
-        <w:rPr>
-          <w:noProof/>
-          <w:spacing w:val="-1"/>
+          <w:sz w:val="18"/>
+          <w:szCs w:val="18"/>
+        </w:rPr>
+        <w:t xml:space="preserve"> </w:t>
+      </w:r>
+      <w:r>
+        <w:rPr>
+          <w:noProof/>
+          <w:spacing w:val="-1"/>
+          <w:sz w:val="18"/>
+          <w:szCs w:val="18"/>
         </w:rPr>
         <w:t>valioso.</w:t>
       </w:r>
@@ -2961,8 +3527,8 @@
         <w:rPr>
           <w:rFonts w:ascii="Arial" w:eastAsia="Arial" w:hAnsi="Arial" w:cs="Arial"/>
           <w:noProof/>
-          <w:sz w:val="2"/>
-          <w:szCs w:val="2"/>
+          <w:sz w:val="18"/>
+          <w:szCs w:val="18"/>
         </w:rPr>
         <w:sectPr>
           <w:headerReference w:type="even" r:id="rId7"/>
@@ -2980,6 +3546,8 @@
           <w:b/>
           <w:noProof/>
           <w:spacing w:val="-1"/>
+          <w:sz w:val="18"/>
+          <w:szCs w:val="18"/>
         </w:rPr>
         <w:t>${label_embarcacao}</w:t>
       </w:r>
@@ -2988,6 +3556,8 @@
           <w:rFonts w:ascii="Arial" w:hAnsi="Arial"/>
           <w:b/>
           <w:noProof/>
+          <w:sz w:val="18"/>
+          <w:szCs w:val="18"/>
         </w:rPr>
         <w:t xml:space="preserve"> </w:t>
       </w:r>
@@ -2996,6 +3566,8 @@
           <w:rFonts w:ascii="Arial" w:hAnsi="Arial"/>
           <w:b/>
           <w:noProof/>
+          <w:sz w:val="18"/>
+          <w:szCs w:val="18"/>
         </w:rPr>
         <w:t>${nome_embarcacao}</w:t>
       </w:r>
@@ -3498,9 +4070,9 @@
         <w:noProof/>
       </w:rPr>
       <w:drawing>
-        <wp:inline distT="0" distB="0" distL="0" distR="0" wp14:anchorId="5DEB8E17" wp14:editId="1D13A98D">
-          <wp:extent cx="1142643" cy="1158012"/>
-          <wp:effectExtent l="0" t="0" r="635" b="4445"/>
+        <wp:inline distT="0" distB="0" distL="0" distR="0" wp14:anchorId="5DEB8E17" wp14:editId="7BAAB0E9">
+          <wp:extent cx="876300" cy="888087"/>
+          <wp:effectExtent l="0" t="0" r="0" b="7620"/>
           <wp:docPr id="122584370" name="Imagem 2"/>
           <wp:cNvGraphicFramePr>
             <a:graphicFrameLocks xmlns:a="http://schemas.openxmlformats.org/drawingml/2006/main" noChangeAspect="1"/>
@@ -3527,7 +4099,7 @@
                 <pic:spPr>
                   <a:xfrm>
                     <a:off x="0" y="0"/>
-                    <a:ext cx="1164423" cy="1180085"/>
+                    <a:ext cx="899991" cy="912097"/>
                   </a:xfrm>
                   <a:prstGeom prst="rect">
                     <a:avLst/>
